--- a/docs/summaries/ECBA - Riassunti di studio.docx
+++ b/docs/summaries/ECBA - Riassunti di studio.docx
@@ -1671,8 +1671,79 @@
           <w:sz w:val="20"/>
           <w:szCs w:val="20"/>
         </w:rPr>
-        <w:t xml:space="preserve">Ogni sezione segue le activity statement ufficiali del dominio. I riquadri azzurri segnalano ciò che va saputo alla lettera; quelli rossi le confusioni che l'esame sfrutta più spesso per costruire i distrattori. Le tabelle sono pensate per il ripasso veloce nei giorni prima della prova.</w:t>
-      </w:r>
+        <w:t xml:space="preserve">Ogni sezione segue le activity statement ufficiali del dominio. I riquadri azzurri segnalano ciò che va saputo alla lettera; quelli rossi le distinzioni più facili da confondere. Le tabelle sono pensate per il ripasso veloce nei giorni prima della prova.</w:t>
+      </w:r>
+    </w:p>
+    <w:p>
+      <w:pPr>
+        <w:spacing w:after="160"/>
+      </w:pPr>
+    </w:p>
+    <w:tbl>
+      <w:tblPr>
+        <w:tblW w:type="dxa" w:w="9000"/>
+        <w:tblBorders>
+          <w:top w:val="none"/>
+          <w:left w:val="single" w:color="2F5DE3" w:sz="18"/>
+          <w:bottom w:val="none"/>
+          <w:right w:val="none"/>
+          <w:insideH w:val="none"/>
+          <w:insideV w:val="none"/>
+        </w:tblBorders>
+      </w:tblPr>
+      <w:tblGrid>
+        <w:gridCol w:w="9000"/>
+      </w:tblGrid>
+      <w:tr>
+        <w:tc>
+          <w:tcPr>
+            <w:tcW w:type="dxa" w:w="9000"/>
+            <w:shd w:fill="E8EDFD" w:color="auto" w:val="clear"/>
+            <w:tcMar>
+              <w:top w:type="dxa" w:w="120"/>
+              <w:left w:type="dxa" w:w="160"/>
+              <w:bottom w:type="dxa" w:w="120"/>
+              <w:right w:type="dxa" w:w="160"/>
+            </w:tcMar>
+          </w:tcPr>
+          <w:p>
+            <w:pPr>
+              <w:spacing w:after="40"/>
+            </w:pPr>
+            <w:r>
+              <w:rPr>
+                <w:rFonts w:ascii="Calibri" w:cs="Calibri" w:eastAsia="Calibri" w:hAnsi="Calibri"/>
+                <w:b/>
+                <w:bCs/>
+                <w:color w:val="2F5DE3"/>
+                <w:spacing w:val="20"/>
+                <w:sz w:val="15"/>
+                <w:szCs w:val="15"/>
+              </w:rPr>
+              <w:t xml:space="preserve">DA SAPERE</w:t>
+            </w:r>
+          </w:p>
+          <w:p>
+            <w:pPr>
+              <w:spacing w:after="0" w:line="264"/>
+            </w:pPr>
+            <w:r>
+              <w:rPr>
+                <w:rFonts w:ascii="Calibri" w:cs="Calibri" w:eastAsia="Calibri" w:hAnsi="Calibri"/>
+                <w:color w:val="16181D"/>
+                <w:sz w:val="19"/>
+                <w:szCs w:val="19"/>
+              </w:rPr>
+              <w:t xml:space="preserve">I riquadri rossi non derivano da domande d'esame reali: IIBA non pubblica il proprio question bank. Segnalano i punti in cui i documenti ufficiali definiscono due concetti in modo ravvicinato e contrastivo — internal contro external, verify contro validate, goal contro objective — e che quindi si prestano a essere confusi. Sono aree in cui vale la pena verificare la propria comprensione, non previsioni su come l'esame formulerà le domande.</w:t>
+            </w:r>
+          </w:p>
+        </w:tc>
+      </w:tr>
+    </w:tbl>
+    <w:p>
+      <w:pPr>
+        <w:spacing w:after="200"/>
+      </w:pPr>
     </w:p>
     <w:p>
       <w:pPr>

--- a/docs/summaries/ECBA - Riassunti di studio.docx
+++ b/docs/summaries/ECBA - Riassunti di studio.docx
@@ -97,7 +97,7 @@
           <w:sz w:val="18"/>
           <w:szCs w:val="18"/>
         </w:rPr>
-        <w:t xml:space="preserve">Fonti: The Business Analysis Standard v2.0 · BABOK Guide v3 · ECBA Exam Blueprint V1.1</w:t>
+        <w:t xml:space="preserve">Fonti IIBA: BA Standard v2.0 · BABOK Guide v3 · Exam Blueprint V1.1 · Syllabus Map · Learning Outcomes · Sample Exam Questions</w:t>
       </w:r>
     </w:p>
     <w:p>
@@ -1632,7 +1632,7 @@
                 <w:sz w:val="19"/>
                 <w:szCs w:val="19"/>
               </w:rPr>
-              <w:t xml:space="preserve">IIBA non pubblica il punteggio minimo per superare l'esame: il risultato è scalato. Il 70% è solo una soglia ragionevole di autovalutazione.</w:t>
+              <w:t xml:space="preserve">IIBA non pubblica il punteggio minimo: il risultato è scalato e la soglia della versione in vigore dal 21 luglio 2025 è stata fissata a posteriori, con un passing standard study su un campione di candidati. Il 70% usato qui è solo una soglia ragionevole di autovalutazione, non il punteggio ufficiale.</w:t>
             </w:r>
           </w:p>
         </w:tc>
@@ -1657,7 +1657,7 @@
           <w:sz w:val="22"/>
           <w:szCs w:val="22"/>
         </w:rPr>
-        <w:t xml:space="preserve">Come usare questi riassunti</w:t>
+        <w:t xml:space="preserve">Come sono formulate le domande</w:t>
       </w:r>
     </w:p>
     <w:p>
@@ -1671,7 +1671,130 @@
           <w:sz w:val="20"/>
           <w:szCs w:val="20"/>
         </w:rPr>
-        <w:t xml:space="preserve">Ogni sezione segue le activity statement ufficiali del dominio. I riquadri azzurri segnalano ciò che va saputo alla lettera; quelli rossi le distinzioni più facili da confondere. Le tabelle sono pensate per il ripasso veloce nei giorni prima della prova.</w:t>
+        <w:t xml:space="preserve">IIBA pubblica dieci sample question ufficiali. Sono poche, ma bastano a fissare il formato, perché sono costruite tutte allo stesso modo.</w:t>
+      </w:r>
+    </w:p>
+    <w:p>
+      <w:pPr>
+        <w:pStyle w:val="ListParagraph"/>
+        <w:numPr>
+          <w:ilvl w:val="0"/>
+          <w:numId w:val="2"/>
+        </w:numPr>
+        <w:spacing w:after="80" w:line="276"/>
+      </w:pPr>
+      <w:r>
+        <w:rPr>
+          <w:rFonts w:ascii="Calibri" w:cs="Calibri" w:eastAsia="Calibri" w:hAnsi="Calibri"/>
+          <w:color w:val="16181D"/>
+          <w:sz w:val="20"/>
+          <w:szCs w:val="20"/>
+        </w:rPr>
+        <w:t xml:space="preserve">Ogni domanda dichiara l'activity statement a cui si riferisce — "Activity Statement: 4.1 Understand the factors that impact the work that you are doing". Sai sempre su che cosa ti sta interrogando.</w:t>
+      </w:r>
+    </w:p>
+    <w:p>
+      <w:pPr>
+        <w:pStyle w:val="ListParagraph"/>
+        <w:numPr>
+          <w:ilvl w:val="0"/>
+          <w:numId w:val="2"/>
+        </w:numPr>
+        <w:spacing w:after="80" w:line="276"/>
+      </w:pPr>
+      <w:r>
+        <w:rPr>
+          <w:rFonts w:ascii="Calibri" w:cs="Calibri" w:eastAsia="Calibri" w:hAnsi="Calibri"/>
+          <w:color w:val="16181D"/>
+          <w:sz w:val="20"/>
+          <w:szCs w:val="20"/>
+        </w:rPr>
+        <w:t xml:space="preserve">Lo stem descrive una situazione professionale breve, quasi sempre in seconda persona: sei tu a dover decidere.</w:t>
+      </w:r>
+    </w:p>
+    <w:p>
+      <w:pPr>
+        <w:pStyle w:val="ListParagraph"/>
+        <w:numPr>
+          <w:ilvl w:val="0"/>
+          <w:numId w:val="2"/>
+        </w:numPr>
+        <w:spacing w:after="80" w:line="276"/>
+      </w:pPr>
+      <w:r>
+        <w:rPr>
+          <w:rFonts w:ascii="Calibri" w:cs="Calibri" w:eastAsia="Calibri" w:hAnsi="Calibri"/>
+          <w:color w:val="16181D"/>
+          <w:sz w:val="20"/>
+          <w:szCs w:val="20"/>
+        </w:rPr>
+        <w:t xml:space="preserve">Sette sample su dieci contengono una parola chiave in maiuscolo — FIRST, NEXT, MOST appropriate, BEST. Non chiedono che cosa sia giusto, ma che cosa venga prima.</w:t>
+      </w:r>
+    </w:p>
+    <w:p>
+      <w:pPr>
+        <w:pStyle w:val="ListParagraph"/>
+        <w:numPr>
+          <w:ilvl w:val="0"/>
+          <w:numId w:val="2"/>
+        </w:numPr>
+        <w:spacing w:after="80" w:line="276"/>
+      </w:pPr>
+      <w:r>
+        <w:rPr>
+          <w:rFonts w:ascii="Calibri" w:cs="Calibri" w:eastAsia="Calibri" w:hAnsi="Calibri"/>
+          <w:color w:val="16181D"/>
+          <w:sz w:val="20"/>
+          <w:szCs w:val="20"/>
+        </w:rPr>
+        <w:t xml:space="preserve">Le quattro opzioni sono azioni plausibili, non definizioni: nessuna è palesemente assurda, e le distrattrici sono cose che in un altro momento faresti davvero.</w:t>
+      </w:r>
+    </w:p>
+    <w:p>
+      <w:pPr>
+        <w:pStyle w:val="ListParagraph"/>
+        <w:numPr>
+          <w:ilvl w:val="0"/>
+          <w:numId w:val="2"/>
+        </w:numPr>
+        <w:spacing w:after="80" w:line="276"/>
+      </w:pPr>
+      <w:r>
+        <w:rPr>
+          <w:rFonts w:ascii="Calibri" w:cs="Calibri" w:eastAsia="Calibri" w:hAnsi="Calibri"/>
+          <w:color w:val="16181D"/>
+          <w:sz w:val="20"/>
+          <w:szCs w:val="20"/>
+        </w:rPr>
+        <w:t xml:space="preserve">Quattro opzioni, una sola corretta, nessuna penalità per l'errore: lasciare in bianco non conviene mai.</w:t>
+      </w:r>
+    </w:p>
+    <w:p>
+      <w:pPr>
+        <w:spacing w:after="120" w:line="276"/>
+      </w:pPr>
+      <w:r>
+        <w:rPr>
+          <w:rFonts w:ascii="Calibri" w:cs="Calibri" w:eastAsia="Calibri" w:hAnsi="Calibri"/>
+          <w:color w:val="16181D"/>
+          <w:sz w:val="20"/>
+          <w:szCs w:val="20"/>
+        </w:rPr>
+        <w:t xml:space="preserve">Anche le risposte corrette seguono un pattern coerente: capire prima di agire (analizzare il current state, fare una risk-benefit analysis), tornare allo stakeholder invece di decidere al posto suo, documentare e comunicare invece di scavalcare, cercare l'alternativa conforme invece di forzare la regola o fermare il lavoro. Le opzioni che escalano subito al management, che rimuovono il problema o che sospendono l'iniziativa sono quasi sempre distrattrici.</w:t>
+      </w:r>
+    </w:p>
+    <w:p>
+      <w:pPr>
+        <w:spacing w:after="120" w:line="276"/>
+      </w:pPr>
+      <w:r>
+        <w:rPr>
+          <w:rFonts w:ascii="Calibri" w:cs="Calibri" w:eastAsia="Calibri" w:hAnsi="Calibri"/>
+          <w:color w:val="16181D"/>
+          <w:sz w:val="20"/>
+          <w:szCs w:val="20"/>
+        </w:rPr>
+        <w:t xml:space="preserve">Le activity statement compaiono a schermo con il titolo ufficiale del Syllabus Map: in questi riassunti i titoli dei paragrafi sono quelli, in inglese e alla lettera, così li riconosci subito durante la prova.</w:t>
       </w:r>
     </w:p>
     <w:p>
@@ -1734,6 +1857,108 @@
                 <w:sz w:val="19"/>
                 <w:szCs w:val="19"/>
               </w:rPr>
+              <w:t xml:space="preserve">Nella simulazione dell'app circa il 70% delle domande è di questo stile situazionale. Il resto sono domande di richiamo, che il blueprint continua a prevedere: parla infatti di "situation-based AND standard multiple-choice questions".</w:t>
+            </w:r>
+          </w:p>
+        </w:tc>
+      </w:tr>
+    </w:tbl>
+    <w:p>
+      <w:pPr>
+        <w:spacing w:after="200"/>
+      </w:pPr>
+    </w:p>
+    <w:p>
+      <w:pPr>
+        <w:pStyle w:val="Heading3"/>
+        <w:spacing w:after="100" w:before="260"/>
+      </w:pPr>
+      <w:r>
+        <w:rPr>
+          <w:rFonts w:ascii="Calibri" w:cs="Calibri" w:eastAsia="Calibri" w:hAnsi="Calibri"/>
+          <w:b/>
+          <w:bCs/>
+          <w:color w:val="2F5DE3"/>
+          <w:sz w:val="22"/>
+          <w:szCs w:val="22"/>
+        </w:rPr>
+        <w:t xml:space="preserve">Come usare questi riassunti</w:t>
+      </w:r>
+    </w:p>
+    <w:p>
+      <w:pPr>
+        <w:spacing w:after="120" w:line="276"/>
+      </w:pPr>
+      <w:r>
+        <w:rPr>
+          <w:rFonts w:ascii="Calibri" w:cs="Calibri" w:eastAsia="Calibri" w:hAnsi="Calibri"/>
+          <w:color w:val="16181D"/>
+          <w:sz w:val="20"/>
+          <w:szCs w:val="20"/>
+        </w:rPr>
+        <w:t xml:space="preserve">Ogni sezione segue le activity statement ufficiali del dominio. I riquadri azzurri segnalano ciò che va saputo alla lettera; quelli rossi le distinzioni più facili da confondere. Le tabelle sono pensate per il ripasso veloce nei giorni prima della prova.</w:t>
+      </w:r>
+    </w:p>
+    <w:p>
+      <w:pPr>
+        <w:spacing w:after="160"/>
+      </w:pPr>
+    </w:p>
+    <w:tbl>
+      <w:tblPr>
+        <w:tblW w:type="dxa" w:w="9000"/>
+        <w:tblBorders>
+          <w:top w:val="none"/>
+          <w:left w:val="single" w:color="2F5DE3" w:sz="18"/>
+          <w:bottom w:val="none"/>
+          <w:right w:val="none"/>
+          <w:insideH w:val="none"/>
+          <w:insideV w:val="none"/>
+        </w:tblBorders>
+      </w:tblPr>
+      <w:tblGrid>
+        <w:gridCol w:w="9000"/>
+      </w:tblGrid>
+      <w:tr>
+        <w:tc>
+          <w:tcPr>
+            <w:tcW w:type="dxa" w:w="9000"/>
+            <w:shd w:fill="E8EDFD" w:color="auto" w:val="clear"/>
+            <w:tcMar>
+              <w:top w:type="dxa" w:w="120"/>
+              <w:left w:type="dxa" w:w="160"/>
+              <w:bottom w:type="dxa" w:w="120"/>
+              <w:right w:type="dxa" w:w="160"/>
+            </w:tcMar>
+          </w:tcPr>
+          <w:p>
+            <w:pPr>
+              <w:spacing w:after="40"/>
+            </w:pPr>
+            <w:r>
+              <w:rPr>
+                <w:rFonts w:ascii="Calibri" w:cs="Calibri" w:eastAsia="Calibri" w:hAnsi="Calibri"/>
+                <w:b/>
+                <w:bCs/>
+                <w:color w:val="2F5DE3"/>
+                <w:spacing w:val="20"/>
+                <w:sz w:val="15"/>
+                <w:szCs w:val="15"/>
+              </w:rPr>
+              <w:t xml:space="preserve">DA SAPERE</w:t>
+            </w:r>
+          </w:p>
+          <w:p>
+            <w:pPr>
+              <w:spacing w:after="0" w:line="264"/>
+            </w:pPr>
+            <w:r>
+              <w:rPr>
+                <w:rFonts w:ascii="Calibri" w:cs="Calibri" w:eastAsia="Calibri" w:hAnsi="Calibri"/>
+                <w:color w:val="16181D"/>
+                <w:sz w:val="19"/>
+                <w:szCs w:val="19"/>
+              </w:rPr>
               <w:t xml:space="preserve">I riquadri rossi non derivano da domande d'esame reali: IIBA non pubblica il proprio question bank. Segnalano i punti in cui i documenti ufficiali definiscono due concetti in modo ravvicinato e contrastivo — internal contro external, verify contro validate, goal contro objective — e che quindi si prestano a essere confusi. Sono aree in cui vale la pena verificare la propria comprensione, non previsioni su come l'esame formulerà le domande.</w:t>
             </w:r>
           </w:p>
@@ -1844,7 +2069,34 @@
           <w:sz w:val="22"/>
           <w:szCs w:val="22"/>
         </w:rPr>
-        <w:t xml:space="preserve">1.1 Che cos'è la business analysis</w:t>
+        <w:t xml:space="preserve">1.1 Define Business Analysis</w:t>
+      </w:r>
+    </w:p>
+    <w:p>
+      <w:pPr>
+        <w:spacing w:after="140" w:line="264"/>
+      </w:pPr>
+      <w:r>
+        <w:rPr>
+          <w:rFonts w:ascii="Calibri" w:cs="Calibri" w:eastAsia="Calibri" w:hAnsi="Calibri"/>
+          <w:b/>
+          <w:bCs/>
+          <w:color w:val="2F5DE3"/>
+          <w:sz w:val="17"/>
+          <w:szCs w:val="17"/>
+        </w:rPr>
+        <w:t xml:space="preserve">Da studiare: </w:t>
+      </w:r>
+      <w:r>
+        <w:rPr>
+          <w:rFonts w:ascii="Calibri" w:cs="Calibri" w:eastAsia="Calibri" w:hAnsi="Calibri"/>
+          <w:i/>
+          <w:iCs/>
+          <w:color w:val="5C6572"/>
+          <w:sz w:val="17"/>
+          <w:szCs w:val="17"/>
+        </w:rPr>
+        <w:t xml:space="preserve">BA Standard 2 · BABOK 1</w:t>
       </w:r>
     </w:p>
     <w:p>
@@ -1932,7 +2184,34 @@
           <w:sz w:val="22"/>
           <w:szCs w:val="22"/>
         </w:rPr>
-        <w:t xml:space="preserve">1.2 Il BACCM — i sei core concept</w:t>
+        <w:t xml:space="preserve">1.2 Business Analysis Core Concept Model (BACCM)</w:t>
+      </w:r>
+    </w:p>
+    <w:p>
+      <w:pPr>
+        <w:spacing w:after="140" w:line="264"/>
+      </w:pPr>
+      <w:r>
+        <w:rPr>
+          <w:rFonts w:ascii="Calibri" w:cs="Calibri" w:eastAsia="Calibri" w:hAnsi="Calibri"/>
+          <w:b/>
+          <w:bCs/>
+          <w:color w:val="2F5DE3"/>
+          <w:sz w:val="17"/>
+          <w:szCs w:val="17"/>
+        </w:rPr>
+        <w:t xml:space="preserve">Da studiare: </w:t>
+      </w:r>
+      <w:r>
+        <w:rPr>
+          <w:rFonts w:ascii="Calibri" w:cs="Calibri" w:eastAsia="Calibri" w:hAnsi="Calibri"/>
+          <w:i/>
+          <w:iCs/>
+          <w:color w:val="5C6572"/>
+          <w:sz w:val="17"/>
+          <w:szCs w:val="17"/>
+        </w:rPr>
+        <w:t xml:space="preserve">BA Standard 2 · BABOK 2 · BABOK 7.6</w:t>
       </w:r>
     </w:p>
     <w:p>
@@ -2735,7 +3014,34 @@
           <w:sz w:val="22"/>
           <w:szCs w:val="22"/>
         </w:rPr>
-        <w:t xml:space="preserve">1.3 Le nove funzioni critiche</w:t>
+        <w:t xml:space="preserve">1.3 Importance of Business Analysis</w:t>
+      </w:r>
+    </w:p>
+    <w:p>
+      <w:pPr>
+        <w:spacing w:after="140" w:line="264"/>
+      </w:pPr>
+      <w:r>
+        <w:rPr>
+          <w:rFonts w:ascii="Calibri" w:cs="Calibri" w:eastAsia="Calibri" w:hAnsi="Calibri"/>
+          <w:b/>
+          <w:bCs/>
+          <w:color w:val="2F5DE3"/>
+          <w:sz w:val="17"/>
+          <w:szCs w:val="17"/>
+        </w:rPr>
+        <w:t xml:space="preserve">Da studiare: </w:t>
+      </w:r>
+      <w:r>
+        <w:rPr>
+          <w:rFonts w:ascii="Calibri" w:cs="Calibri" w:eastAsia="Calibri" w:hAnsi="Calibri"/>
+          <w:i/>
+          <w:iCs/>
+          <w:color w:val="5C6572"/>
+          <w:sz w:val="17"/>
+          <w:szCs w:val="17"/>
+        </w:rPr>
+        <w:t xml:space="preserve">BA Standard 2 · BABOK 3.5 · BABOK 4.5 · BABOK 6.3 · BABOK 7.5 · BABOK 7.6 · BABOK 8.5</w:t>
       </w:r>
     </w:p>
     <w:p>
@@ -3429,7 +3735,34 @@
           <w:sz w:val="22"/>
           <w:szCs w:val="22"/>
         </w:rPr>
-        <w:t xml:space="preserve">1.4 Il valore</w:t>
+        <w:t xml:space="preserve">1.4 Outcomes and Value Creation</w:t>
+      </w:r>
+    </w:p>
+    <w:p>
+      <w:pPr>
+        <w:spacing w:after="140" w:line="264"/>
+      </w:pPr>
+      <w:r>
+        <w:rPr>
+          <w:rFonts w:ascii="Calibri" w:cs="Calibri" w:eastAsia="Calibri" w:hAnsi="Calibri"/>
+          <w:b/>
+          <w:bCs/>
+          <w:color w:val="2F5DE3"/>
+          <w:sz w:val="17"/>
+          <w:szCs w:val="17"/>
+        </w:rPr>
+        <w:t xml:space="preserve">Da studiare: </w:t>
+      </w:r>
+      <w:r>
+        <w:rPr>
+          <w:rFonts w:ascii="Calibri" w:cs="Calibri" w:eastAsia="Calibri" w:hAnsi="Calibri"/>
+          <w:i/>
+          <w:iCs/>
+          <w:color w:val="5C6572"/>
+          <w:sz w:val="17"/>
+          <w:szCs w:val="17"/>
+        </w:rPr>
+        <w:t xml:space="preserve">BA Standard 2 · BABOK 7.3 · BABOK 7.4 · BABOK 7.6</w:t>
       </w:r>
     </w:p>
     <w:p>
@@ -3982,7 +4315,34 @@
           <w:sz w:val="22"/>
           <w:szCs w:val="22"/>
         </w:rPr>
-        <w:t xml:space="preserve">2.1 Che cos'è il mindset</w:t>
+        <w:t xml:space="preserve">2.1 Importance of Mindset</w:t>
+      </w:r>
+    </w:p>
+    <w:p>
+      <w:pPr>
+        <w:spacing w:after="140" w:line="264"/>
+      </w:pPr>
+      <w:r>
+        <w:rPr>
+          <w:rFonts w:ascii="Calibri" w:cs="Calibri" w:eastAsia="Calibri" w:hAnsi="Calibri"/>
+          <w:b/>
+          <w:bCs/>
+          <w:color w:val="2F5DE3"/>
+          <w:sz w:val="17"/>
+          <w:szCs w:val="17"/>
+        </w:rPr>
+        <w:t xml:space="preserve">Da studiare: </w:t>
+      </w:r>
+      <w:r>
+        <w:rPr>
+          <w:rFonts w:ascii="Calibri" w:cs="Calibri" w:eastAsia="Calibri" w:hAnsi="Calibri"/>
+          <w:i/>
+          <w:iCs/>
+          <w:color w:val="5C6572"/>
+          <w:sz w:val="17"/>
+          <w:szCs w:val="17"/>
+        </w:rPr>
+        <w:t xml:space="preserve">BA Standard 3</w:t>
       </w:r>
     </w:p>
     <w:p>
@@ -4027,7 +4387,34 @@
           <w:sz w:val="22"/>
           <w:szCs w:val="22"/>
         </w:rPr>
-        <w:t xml:space="preserve">2.2 I nove valori condivisi</w:t>
+        <w:t xml:space="preserve">2.2 Ways to Think About Business Analysis</w:t>
+      </w:r>
+    </w:p>
+    <w:p>
+      <w:pPr>
+        <w:spacing w:after="140" w:line="264"/>
+      </w:pPr>
+      <w:r>
+        <w:rPr>
+          <w:rFonts w:ascii="Calibri" w:cs="Calibri" w:eastAsia="Calibri" w:hAnsi="Calibri"/>
+          <w:b/>
+          <w:bCs/>
+          <w:color w:val="2F5DE3"/>
+          <w:sz w:val="17"/>
+          <w:szCs w:val="17"/>
+        </w:rPr>
+        <w:t xml:space="preserve">Da studiare: </w:t>
+      </w:r>
+      <w:r>
+        <w:rPr>
+          <w:rFonts w:ascii="Calibri" w:cs="Calibri" w:eastAsia="Calibri" w:hAnsi="Calibri"/>
+          <w:i/>
+          <w:iCs/>
+          <w:color w:val="5C6572"/>
+          <w:sz w:val="17"/>
+          <w:szCs w:val="17"/>
+        </w:rPr>
+        <w:t xml:space="preserve">BA Standard 3</w:t>
       </w:r>
     </w:p>
     <w:p>
@@ -4129,7 +4516,34 @@
           <w:sz w:val="22"/>
           <w:szCs w:val="22"/>
         </w:rPr>
-        <w:t xml:space="preserve">2.3 I sette principi</w:t>
+        <w:t xml:space="preserve">2.3 Business Analysis Principles</w:t>
+      </w:r>
+    </w:p>
+    <w:p>
+      <w:pPr>
+        <w:spacing w:after="140" w:line="264"/>
+      </w:pPr>
+      <w:r>
+        <w:rPr>
+          <w:rFonts w:ascii="Calibri" w:cs="Calibri" w:eastAsia="Calibri" w:hAnsi="Calibri"/>
+          <w:b/>
+          <w:bCs/>
+          <w:color w:val="2F5DE3"/>
+          <w:sz w:val="17"/>
+          <w:szCs w:val="17"/>
+        </w:rPr>
+        <w:t xml:space="preserve">Da studiare: </w:t>
+      </w:r>
+      <w:r>
+        <w:rPr>
+          <w:rFonts w:ascii="Calibri" w:cs="Calibri" w:eastAsia="Calibri" w:hAnsi="Calibri"/>
+          <w:i/>
+          <w:iCs/>
+          <w:color w:val="5C6572"/>
+          <w:sz w:val="17"/>
+          <w:szCs w:val="17"/>
+        </w:rPr>
+        <w:t xml:space="preserve">BA Standard 3 · BABOK 8.4 · Agile Extension 2.6-2.7</w:t>
       </w:r>
     </w:p>
     <w:p>
@@ -4640,7 +5054,34 @@
           <w:sz w:val="22"/>
           <w:szCs w:val="22"/>
         </w:rPr>
-        <w:t xml:space="preserve">2.4 Le competenze</w:t>
+        <w:t xml:space="preserve">2.4 Foundational Competencies</w:t>
+      </w:r>
+    </w:p>
+    <w:p>
+      <w:pPr>
+        <w:spacing w:after="140" w:line="264"/>
+      </w:pPr>
+      <w:r>
+        <w:rPr>
+          <w:rFonts w:ascii="Calibri" w:cs="Calibri" w:eastAsia="Calibri" w:hAnsi="Calibri"/>
+          <w:b/>
+          <w:bCs/>
+          <w:color w:val="2F5DE3"/>
+          <w:sz w:val="17"/>
+          <w:szCs w:val="17"/>
+        </w:rPr>
+        <w:t xml:space="preserve">Da studiare: </w:t>
+      </w:r>
+      <w:r>
+        <w:rPr>
+          <w:rFonts w:ascii="Calibri" w:cs="Calibri" w:eastAsia="Calibri" w:hAnsi="Calibri"/>
+          <w:i/>
+          <w:iCs/>
+          <w:color w:val="5C6572"/>
+          <w:sz w:val="17"/>
+          <w:szCs w:val="17"/>
+        </w:rPr>
+        <w:t xml:space="preserve">BA Standard 3</w:t>
       </w:r>
     </w:p>
     <w:p>
@@ -5454,7 +5895,34 @@
           <w:sz w:val="22"/>
           <w:szCs w:val="22"/>
         </w:rPr>
-        <w:t xml:space="preserve">3.1 Chi fa business analysis</w:t>
+        <w:t xml:space="preserve">3.1 Who Performs Business Analysis</w:t>
+      </w:r>
+    </w:p>
+    <w:p>
+      <w:pPr>
+        <w:spacing w:after="140" w:line="264"/>
+      </w:pPr>
+      <w:r>
+        <w:rPr>
+          <w:rFonts w:ascii="Calibri" w:cs="Calibri" w:eastAsia="Calibri" w:hAnsi="Calibri"/>
+          <w:b/>
+          <w:bCs/>
+          <w:color w:val="2F5DE3"/>
+          <w:sz w:val="17"/>
+          <w:szCs w:val="17"/>
+        </w:rPr>
+        <w:t xml:space="preserve">Da studiare: </w:t>
+      </w:r>
+      <w:r>
+        <w:rPr>
+          <w:rFonts w:ascii="Calibri" w:cs="Calibri" w:eastAsia="Calibri" w:hAnsi="Calibri"/>
+          <w:i/>
+          <w:iCs/>
+          <w:color w:val="5C6572"/>
+          <w:sz w:val="17"/>
+          <w:szCs w:val="17"/>
+        </w:rPr>
+        <w:t xml:space="preserve">BA Standard 4 · BABOK 1</w:t>
       </w:r>
     </w:p>
     <w:p>
@@ -5485,7 +5953,34 @@
           <w:sz w:val="22"/>
           <w:szCs w:val="22"/>
         </w:rPr>
-        <w:t xml:space="preserve">3.2 I tre approcci</w:t>
+        <w:t xml:space="preserve">3.2 Approaches to Business Analysis Work and Techniques</w:t>
+      </w:r>
+    </w:p>
+    <w:p>
+      <w:pPr>
+        <w:spacing w:after="140" w:line="264"/>
+      </w:pPr>
+      <w:r>
+        <w:rPr>
+          <w:rFonts w:ascii="Calibri" w:cs="Calibri" w:eastAsia="Calibri" w:hAnsi="Calibri"/>
+          <w:b/>
+          <w:bCs/>
+          <w:color w:val="2F5DE3"/>
+          <w:sz w:val="17"/>
+          <w:szCs w:val="17"/>
+        </w:rPr>
+        <w:t xml:space="preserve">Da studiare: </w:t>
+      </w:r>
+      <w:r>
+        <w:rPr>
+          <w:rFonts w:ascii="Calibri" w:cs="Calibri" w:eastAsia="Calibri" w:hAnsi="Calibri"/>
+          <w:i/>
+          <w:iCs/>
+          <w:color w:val="5C6572"/>
+          <w:sz w:val="17"/>
+          <w:szCs w:val="17"/>
+        </w:rPr>
+        <w:t xml:space="preserve">BA Standard 4 · BABOK 3.1</w:t>
       </w:r>
     </w:p>
     <w:p>
@@ -5939,7 +6434,7 @@
           <w:sz w:val="22"/>
           <w:szCs w:val="22"/>
         </w:rPr>
-        <w:t xml:space="preserve">3.3 Le cinque tecniche fondazionali</w:t>
+        <w:t xml:space="preserve">Le cinque tecniche fondazionali</w:t>
       </w:r>
     </w:p>
     <w:p>
@@ -6041,7 +6536,34 @@
           <w:sz w:val="22"/>
           <w:szCs w:val="22"/>
         </w:rPr>
-        <w:t xml:space="preserve">3.4 Requisiti e design</w:t>
+        <w:t xml:space="preserve">3.4 Understand Requirements and Designs</w:t>
+      </w:r>
+    </w:p>
+    <w:p>
+      <w:pPr>
+        <w:spacing w:after="140" w:line="264"/>
+      </w:pPr>
+      <w:r>
+        <w:rPr>
+          <w:rFonts w:ascii="Calibri" w:cs="Calibri" w:eastAsia="Calibri" w:hAnsi="Calibri"/>
+          <w:b/>
+          <w:bCs/>
+          <w:color w:val="2F5DE3"/>
+          <w:sz w:val="17"/>
+          <w:szCs w:val="17"/>
+        </w:rPr>
+        <w:t xml:space="preserve">Da studiare: </w:t>
+      </w:r>
+      <w:r>
+        <w:rPr>
+          <w:rFonts w:ascii="Calibri" w:cs="Calibri" w:eastAsia="Calibri" w:hAnsi="Calibri"/>
+          <w:i/>
+          <w:iCs/>
+          <w:color w:val="5C6572"/>
+          <w:sz w:val="17"/>
+          <w:szCs w:val="17"/>
+        </w:rPr>
+        <w:t xml:space="preserve">BA Standard 4 · BABOK 2</w:t>
       </w:r>
     </w:p>
     <w:p>
@@ -6949,7 +7471,34 @@
           <w:sz w:val="22"/>
           <w:szCs w:val="22"/>
         </w:rPr>
-        <w:t xml:space="preserve">3.3 Considerazioni organizzative</w:t>
+        <w:t xml:space="preserve">3.3 Understand Organizational Considerations</w:t>
+      </w:r>
+    </w:p>
+    <w:p>
+      <w:pPr>
+        <w:spacing w:after="140" w:line="264"/>
+      </w:pPr>
+      <w:r>
+        <w:rPr>
+          <w:rFonts w:ascii="Calibri" w:cs="Calibri" w:eastAsia="Calibri" w:hAnsi="Calibri"/>
+          <w:b/>
+          <w:bCs/>
+          <w:color w:val="2F5DE3"/>
+          <w:sz w:val="17"/>
+          <w:szCs w:val="17"/>
+        </w:rPr>
+        <w:t xml:space="preserve">Da studiare: </w:t>
+      </w:r>
+      <w:r>
+        <w:rPr>
+          <w:rFonts w:ascii="Calibri" w:cs="Calibri" w:eastAsia="Calibri" w:hAnsi="Calibri"/>
+          <w:i/>
+          <w:iCs/>
+          <w:color w:val="5C6572"/>
+          <w:sz w:val="17"/>
+          <w:szCs w:val="17"/>
+        </w:rPr>
+        <w:t xml:space="preserve">BA Standard 4</w:t>
       </w:r>
     </w:p>
     <w:p>
@@ -7451,7 +8000,34 @@
           <w:sz w:val="22"/>
           <w:szCs w:val="22"/>
         </w:rPr>
-        <w:t xml:space="preserve">4.1 I fattori che influenzano il lavoro</w:t>
+        <w:t xml:space="preserve">4.1 Understand the factors that impact the work that you are doing</w:t>
+      </w:r>
+    </w:p>
+    <w:p>
+      <w:pPr>
+        <w:spacing w:after="140" w:line="264"/>
+      </w:pPr>
+      <w:r>
+        <w:rPr>
+          <w:rFonts w:ascii="Calibri" w:cs="Calibri" w:eastAsia="Calibri" w:hAnsi="Calibri"/>
+          <w:b/>
+          <w:bCs/>
+          <w:color w:val="2F5DE3"/>
+          <w:sz w:val="17"/>
+          <w:szCs w:val="17"/>
+        </w:rPr>
+        <w:t xml:space="preserve">Da studiare: </w:t>
+      </w:r>
+      <w:r>
+        <w:rPr>
+          <w:rFonts w:ascii="Calibri" w:cs="Calibri" w:eastAsia="Calibri" w:hAnsi="Calibri"/>
+          <w:i/>
+          <w:iCs/>
+          <w:color w:val="5C6572"/>
+          <w:sz w:val="17"/>
+          <w:szCs w:val="17"/>
+        </w:rPr>
+        <w:t xml:space="preserve">BABOK 6.1 · BABOK 8.4</w:t>
       </w:r>
     </w:p>
     <w:p>
@@ -7569,6 +8145,77 @@
     </w:p>
     <w:p>
       <w:pPr>
+        <w:spacing w:after="60"/>
+      </w:pPr>
+    </w:p>
+    <w:tbl>
+      <w:tblPr>
+        <w:tblW w:type="dxa" w:w="9000"/>
+        <w:tblBorders>
+          <w:top w:val="none"/>
+          <w:left w:val="single" w:color="2F5DE3" w:sz="18"/>
+          <w:bottom w:val="none"/>
+          <w:right w:val="none"/>
+          <w:insideH w:val="none"/>
+          <w:insideV w:val="none"/>
+        </w:tblBorders>
+      </w:tblPr>
+      <w:tblGrid>
+        <w:gridCol w:w="9000"/>
+      </w:tblGrid>
+      <w:tr>
+        <w:tc>
+          <w:tcPr>
+            <w:tcW w:type="dxa" w:w="9000"/>
+            <w:shd w:fill="E8EDFD" w:color="auto" w:val="clear"/>
+            <w:tcMar>
+              <w:top w:type="dxa" w:w="120"/>
+              <w:left w:type="dxa" w:w="160"/>
+              <w:bottom w:type="dxa" w:w="120"/>
+              <w:right w:type="dxa" w:w="160"/>
+            </w:tcMar>
+          </w:tcPr>
+          <w:p>
+            <w:pPr>
+              <w:spacing w:after="40"/>
+            </w:pPr>
+            <w:r>
+              <w:rPr>
+                <w:rFonts w:ascii="Calibri" w:cs="Calibri" w:eastAsia="Calibri" w:hAnsi="Calibri"/>
+                <w:b/>
+                <w:bCs/>
+                <w:color w:val="2F5DE3"/>
+                <w:spacing w:val="20"/>
+                <w:sz w:val="15"/>
+                <w:szCs w:val="15"/>
+              </w:rPr>
+              <w:t xml:space="preserve">DA SAPERE</w:t>
+            </w:r>
+          </w:p>
+          <w:p>
+            <w:pPr>
+              <w:spacing w:after="0" w:line="264"/>
+            </w:pPr>
+            <w:r>
+              <w:rPr>
+                <w:rFonts w:ascii="Calibri" w:cs="Calibri" w:eastAsia="Calibri" w:hAnsi="Calibri"/>
+                <w:color w:val="16181D"/>
+                <w:sz w:val="19"/>
+                <w:szCs w:val="19"/>
+              </w:rPr>
+              <w:t xml:space="preserve">Nella sample question ufficiale su questa activity, il primo fattore da considerare per capire perché un processo rende poco è l'allineamento con la strategia e gli obiettivi di business: è il metro rispetto a cui la prestazione si giudica. Strumenti, condizioni di mercato e atteggiamenti degli stakeholder contano, ma vengono dopo.</w:t>
+            </w:r>
+          </w:p>
+        </w:tc>
+      </w:tr>
+    </w:tbl>
+    <w:p>
+      <w:pPr>
+        <w:spacing w:after="160"/>
+      </w:pPr>
+    </w:p>
+    <w:p>
+      <w:pPr>
         <w:pStyle w:val="Heading3"/>
         <w:spacing w:after="100" w:before="260"/>
       </w:pPr>
@@ -7581,7 +8228,34 @@
           <w:sz w:val="22"/>
           <w:szCs w:val="22"/>
         </w:rPr>
-        <w:t xml:space="preserve">4.2 Identificare e valutare gli impatti</w:t>
+        <w:t xml:space="preserve">4.2 Analyze the impact of proposed changes</w:t>
+      </w:r>
+    </w:p>
+    <w:p>
+      <w:pPr>
+        <w:spacing w:after="140" w:line="264"/>
+      </w:pPr>
+      <w:r>
+        <w:rPr>
+          <w:rFonts w:ascii="Calibri" w:cs="Calibri" w:eastAsia="Calibri" w:hAnsi="Calibri"/>
+          <w:b/>
+          <w:bCs/>
+          <w:color w:val="2F5DE3"/>
+          <w:sz w:val="17"/>
+          <w:szCs w:val="17"/>
+        </w:rPr>
+        <w:t xml:space="preserve">Da studiare: </w:t>
+      </w:r>
+      <w:r>
+        <w:rPr>
+          <w:rFonts w:ascii="Calibri" w:cs="Calibri" w:eastAsia="Calibri" w:hAnsi="Calibri"/>
+          <w:i/>
+          <w:iCs/>
+          <w:color w:val="5C6572"/>
+          <w:sz w:val="17"/>
+          <w:szCs w:val="17"/>
+        </w:rPr>
+        <w:t xml:space="preserve">BABOK 3.3 · BABOK 3.4 · BABOK 5.4</w:t>
       </w:r>
     </w:p>
     <w:p>
@@ -8008,7 +8682,34 @@
           <w:sz w:val="22"/>
           <w:szCs w:val="22"/>
         </w:rPr>
-        <w:t xml:space="preserve">4.3 Tracciare il progresso</w:t>
+        <w:t xml:space="preserve">4.3 Support the implementation of changes</w:t>
+      </w:r>
+    </w:p>
+    <w:p>
+      <w:pPr>
+        <w:spacing w:after="140" w:line="264"/>
+      </w:pPr>
+      <w:r>
+        <w:rPr>
+          <w:rFonts w:ascii="Calibri" w:cs="Calibri" w:eastAsia="Calibri" w:hAnsi="Calibri"/>
+          <w:b/>
+          <w:bCs/>
+          <w:color w:val="2F5DE3"/>
+          <w:sz w:val="17"/>
+          <w:szCs w:val="17"/>
+        </w:rPr>
+        <w:t xml:space="preserve">Da studiare: </w:t>
+      </w:r>
+      <w:r>
+        <w:rPr>
+          <w:rFonts w:ascii="Calibri" w:cs="Calibri" w:eastAsia="Calibri" w:hAnsi="Calibri"/>
+          <w:i/>
+          <w:iCs/>
+          <w:color w:val="5C6572"/>
+          <w:sz w:val="17"/>
+          <w:szCs w:val="17"/>
+        </w:rPr>
+        <w:t xml:space="preserve">BABOK 3.3 · BABOK 4.1 · BABOK 5.1 · BABOK 6.2</w:t>
       </w:r>
     </w:p>
     <w:p>
@@ -8022,17 +8723,83 @@
           <w:sz w:val="20"/>
           <w:szCs w:val="20"/>
         </w:rPr>
-        <w:t xml:space="preserve">Due piani distinti, spesso confusi:</w:t>
-      </w:r>
-    </w:p>
-    <w:p>
-      <w:pPr>
-        <w:pStyle w:val="ListParagraph"/>
-        <w:numPr>
-          <w:ilvl w:val="0"/>
-          <w:numId w:val="2"/>
-        </w:numPr>
-        <w:spacing w:after="80" w:line="276"/>
+        <w:t xml:space="preserve">Supportare l'implementazione significa restare accanto al cambiamento mentre viene realizzato. Trace Requirements (5.1) mantiene il collegamento fra i bisogni e i componenti consegnati, così si vede subito che cosa un ritardo o una modifica tocca davvero. Plan Business Analysis Governance (3.3) definisce chi approva le modifiche e con quale processo: durante l'implementazione si passa di lì, non da accordi informali. Define Future State (6.2) resta il riferimento rispetto a cui si giudica se il lavoro sta ancora andando dove deve.</w:t>
+      </w:r>
+    </w:p>
+    <w:p>
+      <w:pPr>
+        <w:spacing w:after="60"/>
+      </w:pPr>
+    </w:p>
+    <w:tbl>
+      <w:tblPr>
+        <w:tblW w:type="dxa" w:w="9000"/>
+        <w:tblBorders>
+          <w:top w:val="none"/>
+          <w:left w:val="single" w:color="2F5DE3" w:sz="18"/>
+          <w:bottom w:val="none"/>
+          <w:right w:val="none"/>
+          <w:insideH w:val="none"/>
+          <w:insideV w:val="none"/>
+        </w:tblBorders>
+      </w:tblPr>
+      <w:tblGrid>
+        <w:gridCol w:w="9000"/>
+      </w:tblGrid>
+      <w:tr>
+        <w:tc>
+          <w:tcPr>
+            <w:tcW w:type="dxa" w:w="9000"/>
+            <w:shd w:fill="E8EDFD" w:color="auto" w:val="clear"/>
+            <w:tcMar>
+              <w:top w:type="dxa" w:w="120"/>
+              <w:left w:type="dxa" w:w="160"/>
+              <w:bottom w:type="dxa" w:w="120"/>
+              <w:right w:type="dxa" w:w="160"/>
+            </w:tcMar>
+          </w:tcPr>
+          <w:p>
+            <w:pPr>
+              <w:spacing w:after="40"/>
+            </w:pPr>
+            <w:r>
+              <w:rPr>
+                <w:rFonts w:ascii="Calibri" w:cs="Calibri" w:eastAsia="Calibri" w:hAnsi="Calibri"/>
+                <w:b/>
+                <w:bCs/>
+                <w:color w:val="2F5DE3"/>
+                <w:spacing w:val="20"/>
+                <w:sz w:val="15"/>
+                <w:szCs w:val="15"/>
+              </w:rPr>
+              <w:t xml:space="preserve">DA SAPERE</w:t>
+            </w:r>
+          </w:p>
+          <w:p>
+            <w:pPr>
+              <w:spacing w:after="0" w:line="264"/>
+            </w:pPr>
+            <w:r>
+              <w:rPr>
+                <w:rFonts w:ascii="Calibri" w:cs="Calibri" w:eastAsia="Calibri" w:hAnsi="Calibri"/>
+                <w:color w:val="16181D"/>
+                <w:sz w:val="19"/>
+                <w:szCs w:val="19"/>
+              </w:rPr>
+              <w:t xml:space="preserve">Nella sample question ufficiale su questa activity, davanti a un ritardo sulle milestone la risposta corretta non è escalare subito al management né sospendere il monitoraggio: è adeguare il piano e comunicare le nuove tempistiche agli stakeholder. Gestione proattiva più trasparenza, non escalation.</w:t>
+            </w:r>
+          </w:p>
+        </w:tc>
+      </w:tr>
+    </w:tbl>
+    <w:p>
+      <w:pPr>
+        <w:spacing w:after="160"/>
+      </w:pPr>
+    </w:p>
+    <w:p>
+      <w:pPr>
+        <w:spacing w:after="120" w:line="276"/>
       </w:pPr>
       <w:r>
         <w:rPr>
@@ -8041,40 +8808,7 @@
           <w:sz w:val="20"/>
           <w:szCs w:val="20"/>
         </w:rPr>
-        <w:t xml:space="preserve">Identify Business Analysis Performance Improvements (3.5) valuta il LAVORO DI ANALISI e pianifica come migliorare i processi. Il suo output alimenta Plan Stakeholder Engagement e Prepare for Elicitation.</w:t>
-      </w:r>
-    </w:p>
-    <w:p>
-      <w:pPr>
-        <w:pStyle w:val="ListParagraph"/>
-        <w:numPr>
-          <w:ilvl w:val="0"/>
-          <w:numId w:val="2"/>
-        </w:numPr>
-        <w:spacing w:after="80" w:line="276"/>
-      </w:pPr>
-      <w:r>
-        <w:rPr>
-          <w:rFonts w:ascii="Calibri" w:cs="Calibri" w:eastAsia="Calibri" w:hAnsi="Calibri"/>
-          <w:color w:val="16181D"/>
-          <w:sz w:val="20"/>
-          <w:szCs w:val="20"/>
-        </w:rPr>
-        <w:t xml:space="preserve">Measure Solution Performance (8.1) e Analyze Performance Measures (8.2) valutano invece la SOLUZIONE. Prima si misura, poi si analizza.</w:t>
-      </w:r>
-    </w:p>
-    <w:p>
-      <w:pPr>
-        <w:spacing w:after="120" w:line="276"/>
-      </w:pPr>
-      <w:r>
-        <w:rPr>
-          <w:rFonts w:ascii="Calibri" w:cs="Calibri" w:eastAsia="Calibri" w:hAnsi="Calibri"/>
-          <w:color w:val="16181D"/>
-          <w:sz w:val="20"/>
-          <w:szCs w:val="20"/>
-        </w:rPr>
-        <w:t xml:space="preserve">Lessons Learned (10.27) compila successi, opportunità di miglioramento, fallimenti e raccomandazioni per progetti o fasi future.</w:t>
+        <w:t xml:space="preserve">Prepare for Elicitation (4.1) torna utile anche qui: quando l'implementazione fa emergere informazioni mancanti, si organizza una nuova elicitation invece di procedere per supposizioni. Lessons Learned (10.27) compila successi, opportunità di miglioramento, fallimenti e raccomandazioni per progetti o fasi future.</w:t>
       </w:r>
     </w:p>
     <w:p>
@@ -8091,7 +8825,48 @@
           <w:sz w:val="22"/>
           <w:szCs w:val="22"/>
         </w:rPr>
-        <w:t xml:space="preserve">4.4 Proporre miglioramenti</w:t>
+        <w:t xml:space="preserve">4.4 Enable change through straightforward initiatives</w:t>
+      </w:r>
+    </w:p>
+    <w:p>
+      <w:pPr>
+        <w:spacing w:after="140" w:line="264"/>
+      </w:pPr>
+      <w:r>
+        <w:rPr>
+          <w:rFonts w:ascii="Calibri" w:cs="Calibri" w:eastAsia="Calibri" w:hAnsi="Calibri"/>
+          <w:b/>
+          <w:bCs/>
+          <w:color w:val="2F5DE3"/>
+          <w:sz w:val="17"/>
+          <w:szCs w:val="17"/>
+        </w:rPr>
+        <w:t xml:space="preserve">Da studiare: </w:t>
+      </w:r>
+      <w:r>
+        <w:rPr>
+          <w:rFonts w:ascii="Calibri" w:cs="Calibri" w:eastAsia="Calibri" w:hAnsi="Calibri"/>
+          <w:i/>
+          <w:iCs/>
+          <w:color w:val="5C6572"/>
+          <w:sz w:val="17"/>
+          <w:szCs w:val="17"/>
+        </w:rPr>
+        <w:t xml:space="preserve">BABOK 5.1</w:t>
+      </w:r>
+    </w:p>
+    <w:p>
+      <w:pPr>
+        <w:spacing w:after="120" w:line="276"/>
+      </w:pPr>
+      <w:r>
+        <w:rPr>
+          <w:rFonts w:ascii="Calibri" w:cs="Calibri" w:eastAsia="Calibri" w:hAnsi="Calibri"/>
+          <w:color w:val="16181D"/>
+          <w:sz w:val="20"/>
+          <w:szCs w:val="20"/>
+        </w:rPr>
+        <w:t xml:space="preserve">Le iniziative "straightforward" sono i cambiamenti piccoli e ben delimitati che un professionista foundational può portare avanti da solo: un passaggio di processo da semplificare, un report da rivedere, una regola da chiarire. Anche lì vale la tracciabilità (Trace Requirements, 5.1): il collegamento fra il bisogno e ciò che si consegna è quello che distingue un miglioramento da un intervento improvvisato.</w:t>
       </w:r>
     </w:p>
     <w:p>
@@ -8278,7 +9053,34 @@
           <w:sz w:val="22"/>
           <w:szCs w:val="22"/>
         </w:rPr>
-        <w:t xml:space="preserve">5.1 I tre tipi di elicitation</w:t>
+        <w:t xml:space="preserve">5.1 Elicit needs from stakeholders</w:t>
+      </w:r>
+    </w:p>
+    <w:p>
+      <w:pPr>
+        <w:spacing w:after="140" w:line="264"/>
+      </w:pPr>
+      <w:r>
+        <w:rPr>
+          <w:rFonts w:ascii="Calibri" w:cs="Calibri" w:eastAsia="Calibri" w:hAnsi="Calibri"/>
+          <w:b/>
+          <w:bCs/>
+          <w:color w:val="2F5DE3"/>
+          <w:sz w:val="17"/>
+          <w:szCs w:val="17"/>
+        </w:rPr>
+        <w:t xml:space="preserve">Da studiare: </w:t>
+      </w:r>
+      <w:r>
+        <w:rPr>
+          <w:rFonts w:ascii="Calibri" w:cs="Calibri" w:eastAsia="Calibri" w:hAnsi="Calibri"/>
+          <w:i/>
+          <w:iCs/>
+          <w:color w:val="5C6572"/>
+          <w:sz w:val="17"/>
+          <w:szCs w:val="17"/>
+        </w:rPr>
+        <w:t xml:space="preserve">BABOK 4.3 · BABOK 6.1</w:t>
       </w:r>
     </w:p>
     <w:p>
@@ -8760,7 +9562,34 @@
           <w:sz w:val="22"/>
           <w:szCs w:val="22"/>
         </w:rPr>
-        <w:t xml:space="preserve">5.2 Documentare e validare</w:t>
+        <w:t xml:space="preserve">5.2 Capture and refine the needs elicited from stakeholders</w:t>
+      </w:r>
+    </w:p>
+    <w:p>
+      <w:pPr>
+        <w:spacing w:after="140" w:line="264"/>
+      </w:pPr>
+      <w:r>
+        <w:rPr>
+          <w:rFonts w:ascii="Calibri" w:cs="Calibri" w:eastAsia="Calibri" w:hAnsi="Calibri"/>
+          <w:b/>
+          <w:bCs/>
+          <w:color w:val="2F5DE3"/>
+          <w:sz w:val="17"/>
+          <w:szCs w:val="17"/>
+        </w:rPr>
+        <w:t xml:space="preserve">Da studiare: </w:t>
+      </w:r>
+      <w:r>
+        <w:rPr>
+          <w:rFonts w:ascii="Calibri" w:cs="Calibri" w:eastAsia="Calibri" w:hAnsi="Calibri"/>
+          <w:i/>
+          <w:iCs/>
+          <w:color w:val="5C6572"/>
+          <w:sz w:val="17"/>
+          <w:szCs w:val="17"/>
+        </w:rPr>
+        <w:t xml:space="preserve">BABOK 7.1</w:t>
       </w:r>
     </w:p>
     <w:p>
@@ -9256,7 +10085,34 @@
           <w:sz w:val="22"/>
           <w:szCs w:val="22"/>
         </w:rPr>
-        <w:t xml:space="preserve">5.3 Confrontare bisogni e outcome</w:t>
+        <w:t xml:space="preserve">5.3 Analyze needs to ensure they are feasible and align with business outcomes</w:t>
+      </w:r>
+    </w:p>
+    <w:p>
+      <w:pPr>
+        <w:spacing w:after="140" w:line="264"/>
+      </w:pPr>
+      <w:r>
+        <w:rPr>
+          <w:rFonts w:ascii="Calibri" w:cs="Calibri" w:eastAsia="Calibri" w:hAnsi="Calibri"/>
+          <w:b/>
+          <w:bCs/>
+          <w:color w:val="2F5DE3"/>
+          <w:sz w:val="17"/>
+          <w:szCs w:val="17"/>
+        </w:rPr>
+        <w:t xml:space="preserve">Da studiare: </w:t>
+      </w:r>
+      <w:r>
+        <w:rPr>
+          <w:rFonts w:ascii="Calibri" w:cs="Calibri" w:eastAsia="Calibri" w:hAnsi="Calibri"/>
+          <w:i/>
+          <w:iCs/>
+          <w:color w:val="5C6572"/>
+          <w:sz w:val="17"/>
+          <w:szCs w:val="17"/>
+        </w:rPr>
+        <w:t xml:space="preserve">BABOK 4.3 · BABOK 5.1 · BABOK 6.1</w:t>
       </w:r>
     </w:p>
     <w:p>
@@ -9301,7 +10157,34 @@
           <w:sz w:val="22"/>
           <w:szCs w:val="22"/>
         </w:rPr>
-        <w:t xml:space="preserve">5.4 Prioritizzare</w:t>
+        <w:t xml:space="preserve">5.4 Prioritize needs based on their business value and urgency</w:t>
+      </w:r>
+    </w:p>
+    <w:p>
+      <w:pPr>
+        <w:spacing w:after="140" w:line="264"/>
+      </w:pPr>
+      <w:r>
+        <w:rPr>
+          <w:rFonts w:ascii="Calibri" w:cs="Calibri" w:eastAsia="Calibri" w:hAnsi="Calibri"/>
+          <w:b/>
+          <w:bCs/>
+          <w:color w:val="2F5DE3"/>
+          <w:sz w:val="17"/>
+          <w:szCs w:val="17"/>
+        </w:rPr>
+        <w:t xml:space="preserve">Da studiare: </w:t>
+      </w:r>
+      <w:r>
+        <w:rPr>
+          <w:rFonts w:ascii="Calibri" w:cs="Calibri" w:eastAsia="Calibri" w:hAnsi="Calibri"/>
+          <w:i/>
+          <w:iCs/>
+          <w:color w:val="5C6572"/>
+          <w:sz w:val="17"/>
+          <w:szCs w:val="17"/>
+        </w:rPr>
+        <w:t xml:space="preserve">BABOK 5.3 · BABOK 6.1</w:t>
       </w:r>
     </w:p>
     <w:p>
@@ -10024,7 +10907,34 @@
           <w:sz w:val="22"/>
           <w:szCs w:val="22"/>
         </w:rPr>
-        <w:t xml:space="preserve">6.1 Validare la soluzione</w:t>
+        <w:t xml:space="preserve">6.1 Participate in validating solutions to ensure they meet the need</w:t>
+      </w:r>
+    </w:p>
+    <w:p>
+      <w:pPr>
+        <w:spacing w:after="140" w:line="264"/>
+      </w:pPr>
+      <w:r>
+        <w:rPr>
+          <w:rFonts w:ascii="Calibri" w:cs="Calibri" w:eastAsia="Calibri" w:hAnsi="Calibri"/>
+          <w:b/>
+          <w:bCs/>
+          <w:color w:val="2F5DE3"/>
+          <w:sz w:val="17"/>
+          <w:szCs w:val="17"/>
+        </w:rPr>
+        <w:t xml:space="preserve">Da studiare: </w:t>
+      </w:r>
+      <w:r>
+        <w:rPr>
+          <w:rFonts w:ascii="Calibri" w:cs="Calibri" w:eastAsia="Calibri" w:hAnsi="Calibri"/>
+          <w:i/>
+          <w:iCs/>
+          <w:color w:val="5C6572"/>
+          <w:sz w:val="17"/>
+          <w:szCs w:val="17"/>
+        </w:rPr>
+        <w:t xml:space="preserve">BABOK 7.2 · BABOK 7.3</w:t>
       </w:r>
     </w:p>
     <w:p>
@@ -10283,7 +11193,34 @@
           <w:sz w:val="22"/>
           <w:szCs w:val="22"/>
         </w:rPr>
-        <w:t xml:space="preserve">6.2 Valutare le opzioni</w:t>
+        <w:t xml:space="preserve">6.2 Develop recommendations for potential solutions to business problems</w:t>
+      </w:r>
+    </w:p>
+    <w:p>
+      <w:pPr>
+        <w:spacing w:after="140" w:line="264"/>
+      </w:pPr>
+      <w:r>
+        <w:rPr>
+          <w:rFonts w:ascii="Calibri" w:cs="Calibri" w:eastAsia="Calibri" w:hAnsi="Calibri"/>
+          <w:b/>
+          <w:bCs/>
+          <w:color w:val="2F5DE3"/>
+          <w:sz w:val="17"/>
+          <w:szCs w:val="17"/>
+        </w:rPr>
+        <w:t xml:space="preserve">Da studiare: </w:t>
+      </w:r>
+      <w:r>
+        <w:rPr>
+          <w:rFonts w:ascii="Calibri" w:cs="Calibri" w:eastAsia="Calibri" w:hAnsi="Calibri"/>
+          <w:i/>
+          <w:iCs/>
+          <w:color w:val="5C6572"/>
+          <w:sz w:val="17"/>
+          <w:szCs w:val="17"/>
+        </w:rPr>
+        <w:t xml:space="preserve">BABOK 4.2 · BABOK 6.3 · BABOK 8.5</w:t>
       </w:r>
     </w:p>
     <w:p>
@@ -10366,7 +11303,34 @@
           <w:sz w:val="22"/>
           <w:szCs w:val="22"/>
         </w:rPr>
-        <w:t xml:space="preserve">6.3 Scope e pianificazione</w:t>
+        <w:t xml:space="preserve">6.3 Implement the scope of solutions to business problems</w:t>
+      </w:r>
+    </w:p>
+    <w:p>
+      <w:pPr>
+        <w:spacing w:after="140" w:line="264"/>
+      </w:pPr>
+      <w:r>
+        <w:rPr>
+          <w:rFonts w:ascii="Calibri" w:cs="Calibri" w:eastAsia="Calibri" w:hAnsi="Calibri"/>
+          <w:b/>
+          <w:bCs/>
+          <w:color w:val="2F5DE3"/>
+          <w:sz w:val="17"/>
+          <w:szCs w:val="17"/>
+        </w:rPr>
+        <w:t xml:space="preserve">Da studiare: </w:t>
+      </w:r>
+      <w:r>
+        <w:rPr>
+          <w:rFonts w:ascii="Calibri" w:cs="Calibri" w:eastAsia="Calibri" w:hAnsi="Calibri"/>
+          <w:i/>
+          <w:iCs/>
+          <w:color w:val="5C6572"/>
+          <w:sz w:val="17"/>
+          <w:szCs w:val="17"/>
+        </w:rPr>
+        <w:t xml:space="preserve">BABOK 6.3 · BABOK 7.4 · BABOK 8.1</w:t>
       </w:r>
     </w:p>
     <w:p>
@@ -10482,7 +11446,34 @@
           <w:sz w:val="22"/>
           <w:szCs w:val="22"/>
         </w:rPr>
-        <w:t xml:space="preserve">6.4 Gli artefatti di design</w:t>
+        <w:t xml:space="preserve">6.4 Support the design of business solutions</w:t>
+      </w:r>
+    </w:p>
+    <w:p>
+      <w:pPr>
+        <w:spacing w:after="140" w:line="264"/>
+      </w:pPr>
+      <w:r>
+        <w:rPr>
+          <w:rFonts w:ascii="Calibri" w:cs="Calibri" w:eastAsia="Calibri" w:hAnsi="Calibri"/>
+          <w:b/>
+          <w:bCs/>
+          <w:color w:val="2F5DE3"/>
+          <w:sz w:val="17"/>
+          <w:szCs w:val="17"/>
+        </w:rPr>
+        <w:t xml:space="preserve">Da studiare: </w:t>
+      </w:r>
+      <w:r>
+        <w:rPr>
+          <w:rFonts w:ascii="Calibri" w:cs="Calibri" w:eastAsia="Calibri" w:hAnsi="Calibri"/>
+          <w:i/>
+          <w:iCs/>
+          <w:color w:val="5C6572"/>
+          <w:sz w:val="17"/>
+          <w:szCs w:val="17"/>
+        </w:rPr>
+        <w:t xml:space="preserve">BABOK 3.1 · BABOK 5.1 · BABOK 8.3</w:t>
       </w:r>
     </w:p>
     <w:p>
@@ -11012,7 +12003,34 @@
           <w:sz w:val="22"/>
           <w:szCs w:val="22"/>
         </w:rPr>
-        <w:t xml:space="preserve">7.2 I ruoli stakeholder generici</w:t>
+        <w:t xml:space="preserve">7.2 Identify stakeholders for your initiatives</w:t>
+      </w:r>
+    </w:p>
+    <w:p>
+      <w:pPr>
+        <w:spacing w:after="140" w:line="264"/>
+      </w:pPr>
+      <w:r>
+        <w:rPr>
+          <w:rFonts w:ascii="Calibri" w:cs="Calibri" w:eastAsia="Calibri" w:hAnsi="Calibri"/>
+          <w:b/>
+          <w:bCs/>
+          <w:color w:val="2F5DE3"/>
+          <w:sz w:val="17"/>
+          <w:szCs w:val="17"/>
+        </w:rPr>
+        <w:t xml:space="preserve">Da studiare: </w:t>
+      </w:r>
+      <w:r>
+        <w:rPr>
+          <w:rFonts w:ascii="Calibri" w:cs="Calibri" w:eastAsia="Calibri" w:hAnsi="Calibri"/>
+          <w:i/>
+          <w:iCs/>
+          <w:color w:val="5C6572"/>
+          <w:sz w:val="17"/>
+          <w:szCs w:val="17"/>
+        </w:rPr>
+        <w:t xml:space="preserve">BABOK 3.2 · BABOK 3.3</w:t>
       </w:r>
     </w:p>
     <w:p>
@@ -11920,7 +12938,34 @@
           <w:sz w:val="22"/>
           <w:szCs w:val="22"/>
         </w:rPr>
-        <w:t xml:space="preserve">7.1 Comunicare</w:t>
+        <w:t xml:space="preserve">7.1 Communicate with stakeholders throughout the initiative</w:t>
+      </w:r>
+    </w:p>
+    <w:p>
+      <w:pPr>
+        <w:spacing w:after="140" w:line="264"/>
+      </w:pPr>
+      <w:r>
+        <w:rPr>
+          <w:rFonts w:ascii="Calibri" w:cs="Calibri" w:eastAsia="Calibri" w:hAnsi="Calibri"/>
+          <w:b/>
+          <w:bCs/>
+          <w:color w:val="2F5DE3"/>
+          <w:sz w:val="17"/>
+          <w:szCs w:val="17"/>
+        </w:rPr>
+        <w:t xml:space="preserve">Da studiare: </w:t>
+      </w:r>
+      <w:r>
+        <w:rPr>
+          <w:rFonts w:ascii="Calibri" w:cs="Calibri" w:eastAsia="Calibri" w:hAnsi="Calibri"/>
+          <w:i/>
+          <w:iCs/>
+          <w:color w:val="5C6572"/>
+          <w:sz w:val="17"/>
+          <w:szCs w:val="17"/>
+        </w:rPr>
+        <w:t xml:space="preserve">BABOK 3.3 · BABOK 3.4</w:t>
       </w:r>
     </w:p>
     <w:p>
@@ -11979,7 +13024,34 @@
           <w:sz w:val="22"/>
           <w:szCs w:val="22"/>
         </w:rPr>
-        <w:t xml:space="preserve">7.3 Facilitare la collaborazione</w:t>
+        <w:t xml:space="preserve">7.3 Manage collaboration and relationships with stakeholders</w:t>
+      </w:r>
+    </w:p>
+    <w:p>
+      <w:pPr>
+        <w:spacing w:after="140" w:line="264"/>
+      </w:pPr>
+      <w:r>
+        <w:rPr>
+          <w:rFonts w:ascii="Calibri" w:cs="Calibri" w:eastAsia="Calibri" w:hAnsi="Calibri"/>
+          <w:b/>
+          <w:bCs/>
+          <w:color w:val="2F5DE3"/>
+          <w:sz w:val="17"/>
+          <w:szCs w:val="17"/>
+        </w:rPr>
+        <w:t xml:space="preserve">Da studiare: </w:t>
+      </w:r>
+      <w:r>
+        <w:rPr>
+          <w:rFonts w:ascii="Calibri" w:cs="Calibri" w:eastAsia="Calibri" w:hAnsi="Calibri"/>
+          <w:i/>
+          <w:iCs/>
+          <w:color w:val="5C6572"/>
+          <w:sz w:val="17"/>
+          <w:szCs w:val="17"/>
+        </w:rPr>
+        <w:t xml:space="preserve">BABOK 4.1 · BABOK 4.2 · BABOK 4.5</w:t>
       </w:r>
     </w:p>
     <w:p>
@@ -12109,7 +13181,34 @@
           <w:sz w:val="22"/>
           <w:szCs w:val="22"/>
         </w:rPr>
-        <w:t xml:space="preserve">7.4 Motivazioni e driver</w:t>
+        <w:t xml:space="preserve">7.4 Analyze the motivations and expectations of stakeholders</w:t>
+      </w:r>
+    </w:p>
+    <w:p>
+      <w:pPr>
+        <w:spacing w:after="140" w:line="264"/>
+      </w:pPr>
+      <w:r>
+        <w:rPr>
+          <w:rFonts w:ascii="Calibri" w:cs="Calibri" w:eastAsia="Calibri" w:hAnsi="Calibri"/>
+          <w:b/>
+          <w:bCs/>
+          <w:color w:val="2F5DE3"/>
+          <w:sz w:val="17"/>
+          <w:szCs w:val="17"/>
+        </w:rPr>
+        <w:t xml:space="preserve">Da studiare: </w:t>
+      </w:r>
+      <w:r>
+        <w:rPr>
+          <w:rFonts w:ascii="Calibri" w:cs="Calibri" w:eastAsia="Calibri" w:hAnsi="Calibri"/>
+          <w:i/>
+          <w:iCs/>
+          <w:color w:val="5C6572"/>
+          <w:sz w:val="17"/>
+          <w:szCs w:val="17"/>
+        </w:rPr>
+        <w:t xml:space="preserve">BABOK 3.3 · BABOK 4.5</w:t>
       </w:r>
     </w:p>
     <w:p>
@@ -12320,7 +13419,34 @@
           <w:sz w:val="22"/>
           <w:szCs w:val="22"/>
         </w:rPr>
-        <w:t xml:space="preserve">8.1 Outcome e obiettivi</w:t>
+        <w:t xml:space="preserve">8.1 Understand the outcome that needs to be produced</w:t>
+      </w:r>
+    </w:p>
+    <w:p>
+      <w:pPr>
+        <w:spacing w:after="140" w:line="264"/>
+      </w:pPr>
+      <w:r>
+        <w:rPr>
+          <w:rFonts w:ascii="Calibri" w:cs="Calibri" w:eastAsia="Calibri" w:hAnsi="Calibri"/>
+          <w:b/>
+          <w:bCs/>
+          <w:color w:val="2F5DE3"/>
+          <w:sz w:val="17"/>
+          <w:szCs w:val="17"/>
+        </w:rPr>
+        <w:t xml:space="preserve">Da studiare: </w:t>
+      </w:r>
+      <w:r>
+        <w:rPr>
+          <w:rFonts w:ascii="Calibri" w:cs="Calibri" w:eastAsia="Calibri" w:hAnsi="Calibri"/>
+          <w:i/>
+          <w:iCs/>
+          <w:color w:val="5C6572"/>
+          <w:sz w:val="17"/>
+          <w:szCs w:val="17"/>
+        </w:rPr>
+        <w:t xml:space="preserve">BABOK 6.2 · BABOK 8.4</w:t>
       </w:r>
     </w:p>
     <w:p>
@@ -12648,7 +13774,34 @@
           <w:sz w:val="22"/>
           <w:szCs w:val="22"/>
         </w:rPr>
-        <w:t xml:space="preserve">8.2 Opportunità e barriere al valore</w:t>
+        <w:t xml:space="preserve">8.2 Help support the team in creating value</w:t>
+      </w:r>
+    </w:p>
+    <w:p>
+      <w:pPr>
+        <w:spacing w:after="140" w:line="264"/>
+      </w:pPr>
+      <w:r>
+        <w:rPr>
+          <w:rFonts w:ascii="Calibri" w:cs="Calibri" w:eastAsia="Calibri" w:hAnsi="Calibri"/>
+          <w:b/>
+          <w:bCs/>
+          <w:color w:val="2F5DE3"/>
+          <w:sz w:val="17"/>
+          <w:szCs w:val="17"/>
+        </w:rPr>
+        <w:t xml:space="preserve">Da studiare: </w:t>
+      </w:r>
+      <w:r>
+        <w:rPr>
+          <w:rFonts w:ascii="Calibri" w:cs="Calibri" w:eastAsia="Calibri" w:hAnsi="Calibri"/>
+          <w:i/>
+          <w:iCs/>
+          <w:color w:val="5C6572"/>
+          <w:sz w:val="17"/>
+          <w:szCs w:val="17"/>
+        </w:rPr>
+        <w:t xml:space="preserve">BABOK 6.3 · BABOK 6.4 · BABOK 8.2 · BABOK 8.3</w:t>
       </w:r>
     </w:p>
     <w:p>
@@ -13035,6 +14188,20 @@
     </w:p>
     <w:p>
       <w:pPr>
+        <w:spacing w:after="120" w:line="276"/>
+      </w:pPr>
+      <w:r>
+        <w:rPr>
+          <w:rFonts w:ascii="Calibri" w:cs="Calibri" w:eastAsia="Calibri" w:hAnsi="Calibri"/>
+          <w:color w:val="16181D"/>
+          <w:sz w:val="20"/>
+          <w:szCs w:val="20"/>
+        </w:rPr>
+        <w:t xml:space="preserve">Sequenza dei cinque task di Solution Evaluation: 8.1 Measure (definisci e raccogli) → 8.2 Analyze (trasforma i dati in insight sulla prestazione rispetto al valore) → 8.3 e 8.4 Assess Limitations (interne ed esterne) → 8.5 Recommend Actions. Dati raccolti senza analisi non producono decisioni: è la distinzione fra 8.1 e 8.2 che l'esame mette alla prova.</w:t>
+      </w:r>
+    </w:p>
+    <w:p>
+      <w:pPr>
         <w:pStyle w:val="Heading3"/>
         <w:spacing w:after="100" w:before="260"/>
       </w:pPr>
@@ -13047,7 +14214,34 @@
           <w:sz w:val="22"/>
           <w:szCs w:val="22"/>
         </w:rPr>
-        <w:t xml:space="preserve">8.3 Comunicare come la soluzione raggiunge gli obiettivi</w:t>
+        <w:t xml:space="preserve">8.3 Communicate the value of initiatives or solutions to stakeholders</w:t>
+      </w:r>
+    </w:p>
+    <w:p>
+      <w:pPr>
+        <w:spacing w:after="140" w:line="264"/>
+      </w:pPr>
+      <w:r>
+        <w:rPr>
+          <w:rFonts w:ascii="Calibri" w:cs="Calibri" w:eastAsia="Calibri" w:hAnsi="Calibri"/>
+          <w:b/>
+          <w:bCs/>
+          <w:color w:val="2F5DE3"/>
+          <w:sz w:val="17"/>
+          <w:szCs w:val="17"/>
+        </w:rPr>
+        <w:t xml:space="preserve">Da studiare: </w:t>
+      </w:r>
+      <w:r>
+        <w:rPr>
+          <w:rFonts w:ascii="Calibri" w:cs="Calibri" w:eastAsia="Calibri" w:hAnsi="Calibri"/>
+          <w:i/>
+          <w:iCs/>
+          <w:color w:val="5C6572"/>
+          <w:sz w:val="17"/>
+          <w:szCs w:val="17"/>
+        </w:rPr>
+        <w:t xml:space="preserve">BABOK 3.4 · BABOK 5.5</w:t>
       </w:r>
     </w:p>
     <w:p>
@@ -13061,8 +14255,79 @@
           <w:sz w:val="20"/>
           <w:szCs w:val="20"/>
         </w:rPr>
-        <w:t xml:space="preserve">Sequenza dei cinque task di Solution Evaluation: 8.1 Measure (definisci e raccogli) → 8.2 Analyze (trasforma i dati in insight sulla prestazione rispetto al valore) → 8.3 e 8.4 Assess Limitations (interne ed esterne) → 8.5 Recommend Actions.</w:t>
-      </w:r>
+        <w:t xml:space="preserve">Comunicare il valore non è elencare ciò che si è fatto: è mostrare quale beneficio l'organizzazione ne ricava, nei termini che contano per chi ascolta. Plan Business Analysis Information Management (3.4) stabilisce come l'informazione viene organizzata, conservata e resa accessibile; Approve Requirements (5.5) è il momento in cui gli stakeholder con l'autorità necessaria confermano l'accordo.</w:t>
+      </w:r>
+    </w:p>
+    <w:p>
+      <w:pPr>
+        <w:spacing w:after="60"/>
+      </w:pPr>
+    </w:p>
+    <w:tbl>
+      <w:tblPr>
+        <w:tblW w:type="dxa" w:w="9000"/>
+        <w:tblBorders>
+          <w:top w:val="none"/>
+          <w:left w:val="single" w:color="2F5DE3" w:sz="18"/>
+          <w:bottom w:val="none"/>
+          <w:right w:val="none"/>
+          <w:insideH w:val="none"/>
+          <w:insideV w:val="none"/>
+        </w:tblBorders>
+      </w:tblPr>
+      <w:tblGrid>
+        <w:gridCol w:w="9000"/>
+      </w:tblGrid>
+      <w:tr>
+        <w:tc>
+          <w:tcPr>
+            <w:tcW w:type="dxa" w:w="9000"/>
+            <w:shd w:fill="E8EDFD" w:color="auto" w:val="clear"/>
+            <w:tcMar>
+              <w:top w:type="dxa" w:w="120"/>
+              <w:left w:type="dxa" w:w="160"/>
+              <w:bottom w:type="dxa" w:w="120"/>
+              <w:right w:type="dxa" w:w="160"/>
+            </w:tcMar>
+          </w:tcPr>
+          <w:p>
+            <w:pPr>
+              <w:spacing w:after="40"/>
+            </w:pPr>
+            <w:r>
+              <w:rPr>
+                <w:rFonts w:ascii="Calibri" w:cs="Calibri" w:eastAsia="Calibri" w:hAnsi="Calibri"/>
+                <w:b/>
+                <w:bCs/>
+                <w:color w:val="2F5DE3"/>
+                <w:spacing w:val="20"/>
+                <w:sz w:val="15"/>
+                <w:szCs w:val="15"/>
+              </w:rPr>
+              <w:t xml:space="preserve">DA SAPERE</w:t>
+            </w:r>
+          </w:p>
+          <w:p>
+            <w:pPr>
+              <w:spacing w:after="0" w:line="264"/>
+            </w:pPr>
+            <w:r>
+              <w:rPr>
+                <w:rFonts w:ascii="Calibri" w:cs="Calibri" w:eastAsia="Calibri" w:hAnsi="Calibri"/>
+                <w:color w:val="16181D"/>
+                <w:sz w:val="19"/>
+                <w:szCs w:val="19"/>
+              </w:rPr>
+              <w:t xml:space="preserve">Nella sample question ufficiale su questa activity vince l'opzione che quantifica il beneficio di business — "riduce i costi del 20% e aumenta l'efficienza" — non quella che elenca le specifiche tecniche, le ore di lavoro investite o il rispetto delle scadenze. Ore, milestone e feature sono metriche di progetto, non valore per lo stakeholder.</w:t>
+            </w:r>
+          </w:p>
+        </w:tc>
+      </w:tr>
+    </w:tbl>
+    <w:p>
+      <w:pPr>
+        <w:spacing w:after="160"/>
+      </w:pPr>
     </w:p>
     <w:p>
       <w:pPr>
@@ -13075,7 +14340,7 @@
           <w:sz w:val="20"/>
           <w:szCs w:val="20"/>
         </w:rPr>
-        <w:t xml:space="preserve">Dati raccolti senza analisi non producono decisioni: è la distinzione fra 8.1 e 8.2 che l'esame mette alla prova.</w:t>
+        <w:t xml:space="preserve">Linguaggio e livello di dettaglio si adattano al destinatario, come in Communicate Business Analysis Information (4.4): allo sponsor interessa l'effetto sugli obiettivi, all'implementation SME il come.</w:t>
       </w:r>
     </w:p>
     <w:p>
@@ -13092,7 +14357,48 @@
           <w:sz w:val="22"/>
           <w:szCs w:val="22"/>
         </w:rPr>
-        <w:t xml:space="preserve">8.4 Metriche e KPI (10.28)</w:t>
+        <w:t xml:space="preserve">8.4 Measure the value delivered by your initiatives or solutions</w:t>
+      </w:r>
+    </w:p>
+    <w:p>
+      <w:pPr>
+        <w:spacing w:after="140" w:line="264"/>
+      </w:pPr>
+      <w:r>
+        <w:rPr>
+          <w:rFonts w:ascii="Calibri" w:cs="Calibri" w:eastAsia="Calibri" w:hAnsi="Calibri"/>
+          <w:b/>
+          <w:bCs/>
+          <w:color w:val="2F5DE3"/>
+          <w:sz w:val="17"/>
+          <w:szCs w:val="17"/>
+        </w:rPr>
+        <w:t xml:space="preserve">Da studiare: </w:t>
+      </w:r>
+      <w:r>
+        <w:rPr>
+          <w:rFonts w:ascii="Calibri" w:cs="Calibri" w:eastAsia="Calibri" w:hAnsi="Calibri"/>
+          <w:i/>
+          <w:iCs/>
+          <w:color w:val="5C6572"/>
+          <w:sz w:val="17"/>
+          <w:szCs w:val="17"/>
+        </w:rPr>
+        <w:t xml:space="preserve">BABOK 3.5 · BABOK 8.3 · BABOK 8.4</w:t>
+      </w:r>
+    </w:p>
+    <w:p>
+      <w:pPr>
+        <w:spacing w:after="120" w:line="276"/>
+      </w:pPr>
+      <w:r>
+        <w:rPr>
+          <w:rFonts w:ascii="Calibri" w:cs="Calibri" w:eastAsia="Calibri" w:hAnsi="Calibri"/>
+          <w:color w:val="16181D"/>
+          <w:sz w:val="20"/>
+          <w:szCs w:val="20"/>
+        </w:rPr>
+        <w:t xml:space="preserve">Due piani distinti, spesso confusi: Identify Business Analysis Performance Improvements (3.5) valuta il LAVORO DI ANALISI e pianifica come migliorarlo, e il suo output alimenta Plan Stakeholder Engagement e Prepare for Elicitation; Measure Solution Performance (8.1) e Analyze Performance Measures (8.2) valutano invece la SOLUZIONE.</w:t>
       </w:r>
     </w:p>
     <w:p>
@@ -13745,7 +15051,34 @@
           <w:sz w:val="22"/>
           <w:szCs w:val="22"/>
         </w:rPr>
-        <w:t xml:space="preserve">9.1 Validare la qualità dell'informazione</w:t>
+        <w:t xml:space="preserve">9.1 Ensure that information within your initiative is validated for the intended purpose</w:t>
+      </w:r>
+    </w:p>
+    <w:p>
+      <w:pPr>
+        <w:spacing w:after="140" w:line="264"/>
+      </w:pPr>
+      <w:r>
+        <w:rPr>
+          <w:rFonts w:ascii="Calibri" w:cs="Calibri" w:eastAsia="Calibri" w:hAnsi="Calibri"/>
+          <w:b/>
+          <w:bCs/>
+          <w:color w:val="2F5DE3"/>
+          <w:sz w:val="17"/>
+          <w:szCs w:val="17"/>
+        </w:rPr>
+        <w:t xml:space="preserve">Da studiare: </w:t>
+      </w:r>
+      <w:r>
+        <w:rPr>
+          <w:rFonts w:ascii="Calibri" w:cs="Calibri" w:eastAsia="Calibri" w:hAnsi="Calibri"/>
+          <w:i/>
+          <w:iCs/>
+          <w:color w:val="5C6572"/>
+          <w:sz w:val="17"/>
+          <w:szCs w:val="17"/>
+        </w:rPr>
+        <w:t xml:space="preserve">BABOK 3.4 · BABOK 5.1 · BABOK 5.2</w:t>
       </w:r>
     </w:p>
     <w:p>
@@ -14668,7 +16001,34 @@
           <w:sz w:val="22"/>
           <w:szCs w:val="22"/>
         </w:rPr>
-        <w:t xml:space="preserve">9.2 Riconoscere i vincoli</w:t>
+        <w:t xml:space="preserve">9.2 Understand the environmental constraints in which your organization operates</w:t>
+      </w:r>
+    </w:p>
+    <w:p>
+      <w:pPr>
+        <w:spacing w:after="140" w:line="264"/>
+      </w:pPr>
+      <w:r>
+        <w:rPr>
+          <w:rFonts w:ascii="Calibri" w:cs="Calibri" w:eastAsia="Calibri" w:hAnsi="Calibri"/>
+          <w:b/>
+          <w:bCs/>
+          <w:color w:val="2F5DE3"/>
+          <w:sz w:val="17"/>
+          <w:szCs w:val="17"/>
+        </w:rPr>
+        <w:t xml:space="preserve">Da studiare: </w:t>
+      </w:r>
+      <w:r>
+        <w:rPr>
+          <w:rFonts w:ascii="Calibri" w:cs="Calibri" w:eastAsia="Calibri" w:hAnsi="Calibri"/>
+          <w:i/>
+          <w:iCs/>
+          <w:color w:val="5C6572"/>
+          <w:sz w:val="17"/>
+          <w:szCs w:val="17"/>
+        </w:rPr>
+        <w:t xml:space="preserve">BA Standard 4 · BABOK 3.1</w:t>
       </w:r>
     </w:p>
     <w:p>
@@ -14684,6 +16044,77 @@
         </w:rPr>
         <w:t xml:space="preserve">I vincoli — policy, regolamenti, tecnologia, struttura — emergono dall'analisi del current state e influenzano la change strategy. Quando un vincolo nuovo rende impraticabile l'approccio scelto, si riesaminano change strategy e solution scope per mantenerli allineati al future state: lo scope può evolvere.</w:t>
       </w:r>
+    </w:p>
+    <w:p>
+      <w:pPr>
+        <w:spacing w:after="60"/>
+      </w:pPr>
+    </w:p>
+    <w:tbl>
+      <w:tblPr>
+        <w:tblW w:type="dxa" w:w="9000"/>
+        <w:tblBorders>
+          <w:top w:val="none"/>
+          <w:left w:val="single" w:color="2F5DE3" w:sz="18"/>
+          <w:bottom w:val="none"/>
+          <w:right w:val="none"/>
+          <w:insideH w:val="none"/>
+          <w:insideV w:val="none"/>
+        </w:tblBorders>
+      </w:tblPr>
+      <w:tblGrid>
+        <w:gridCol w:w="9000"/>
+      </w:tblGrid>
+      <w:tr>
+        <w:tc>
+          <w:tcPr>
+            <w:tcW w:type="dxa" w:w="9000"/>
+            <w:shd w:fill="E8EDFD" w:color="auto" w:val="clear"/>
+            <w:tcMar>
+              <w:top w:type="dxa" w:w="120"/>
+              <w:left w:type="dxa" w:w="160"/>
+              <w:bottom w:type="dxa" w:w="120"/>
+              <w:right w:type="dxa" w:w="160"/>
+            </w:tcMar>
+          </w:tcPr>
+          <w:p>
+            <w:pPr>
+              <w:spacing w:after="40"/>
+            </w:pPr>
+            <w:r>
+              <w:rPr>
+                <w:rFonts w:ascii="Calibri" w:cs="Calibri" w:eastAsia="Calibri" w:hAnsi="Calibri"/>
+                <w:b/>
+                <w:bCs/>
+                <w:color w:val="2F5DE3"/>
+                <w:spacing w:val="20"/>
+                <w:sz w:val="15"/>
+                <w:szCs w:val="15"/>
+              </w:rPr>
+              <w:t xml:space="preserve">DA SAPERE</w:t>
+            </w:r>
+          </w:p>
+          <w:p>
+            <w:pPr>
+              <w:spacing w:after="0" w:line="264"/>
+            </w:pPr>
+            <w:r>
+              <w:rPr>
+                <w:rFonts w:ascii="Calibri" w:cs="Calibri" w:eastAsia="Calibri" w:hAnsi="Calibri"/>
+                <w:color w:val="16181D"/>
+                <w:sz w:val="19"/>
+                <w:szCs w:val="19"/>
+              </w:rPr>
+              <w:t xml:space="preserve">Nella sample question ufficiale su questa activity, davanti a una policy che vieta uno strumento utile la risposta corretta è cercare strumenti o processi alternativi che rispettino la policy: né usarlo comunque, né limitarsi a documentare l'inefficienza, né sospendere l'iniziativa in attesa che la regola cambi.</w:t>
+            </w:r>
+          </w:p>
+        </w:tc>
+      </w:tr>
+    </w:tbl>
+    <w:p>
+      <w:pPr>
+        <w:spacing w:after="160"/>
+      </w:pPr>
     </w:p>
     <w:p>
       <w:pPr>
@@ -14713,7 +16144,34 @@
           <w:sz w:val="22"/>
           <w:szCs w:val="22"/>
         </w:rPr>
-        <w:t xml:space="preserve">9.3 Tecnologia</w:t>
+        <w:t xml:space="preserve">9.3 Understand the impact of technology trends on your initiative</w:t>
+      </w:r>
+    </w:p>
+    <w:p>
+      <w:pPr>
+        <w:spacing w:after="140" w:line="264"/>
+      </w:pPr>
+      <w:r>
+        <w:rPr>
+          <w:rFonts w:ascii="Calibri" w:cs="Calibri" w:eastAsia="Calibri" w:hAnsi="Calibri"/>
+          <w:b/>
+          <w:bCs/>
+          <w:color w:val="2F5DE3"/>
+          <w:sz w:val="17"/>
+          <w:szCs w:val="17"/>
+        </w:rPr>
+        <w:t xml:space="preserve">Da studiare: </w:t>
+      </w:r>
+      <w:r>
+        <w:rPr>
+          <w:rFonts w:ascii="Calibri" w:cs="Calibri" w:eastAsia="Calibri" w:hAnsi="Calibri"/>
+          <w:i/>
+          <w:iCs/>
+          <w:color w:val="5C6572"/>
+          <w:sz w:val="17"/>
+          <w:szCs w:val="17"/>
+        </w:rPr>
+        <w:t xml:space="preserve">BABOK 3.4 · BABOK 5.1</w:t>
       </w:r>
     </w:p>
     <w:p>
@@ -14729,6 +16187,77 @@
         </w:rPr>
         <w:t xml:space="preserve">Tecnologia e infrastruttura fanno parte del current state. Quando una domanda non può essere risolta né dalle persone né dai documenti, la risposta è l'elicitation di tipo EXPERIMENTS: studi osservazionali, proof of concept, prototipi.</w:t>
       </w:r>
+    </w:p>
+    <w:p>
+      <w:pPr>
+        <w:spacing w:after="60"/>
+      </w:pPr>
+    </w:p>
+    <w:tbl>
+      <w:tblPr>
+        <w:tblW w:type="dxa" w:w="9000"/>
+        <w:tblBorders>
+          <w:top w:val="none"/>
+          <w:left w:val="single" w:color="2F5DE3" w:sz="18"/>
+          <w:bottom w:val="none"/>
+          <w:right w:val="none"/>
+          <w:insideH w:val="none"/>
+          <w:insideV w:val="none"/>
+        </w:tblBorders>
+      </w:tblPr>
+      <w:tblGrid>
+        <w:gridCol w:w="9000"/>
+      </w:tblGrid>
+      <w:tr>
+        <w:tc>
+          <w:tcPr>
+            <w:tcW w:type="dxa" w:w="9000"/>
+            <w:shd w:fill="E8EDFD" w:color="auto" w:val="clear"/>
+            <w:tcMar>
+              <w:top w:type="dxa" w:w="120"/>
+              <w:left w:type="dxa" w:w="160"/>
+              <w:bottom w:type="dxa" w:w="120"/>
+              <w:right w:type="dxa" w:w="160"/>
+            </w:tcMar>
+          </w:tcPr>
+          <w:p>
+            <w:pPr>
+              <w:spacing w:after="40"/>
+            </w:pPr>
+            <w:r>
+              <w:rPr>
+                <w:rFonts w:ascii="Calibri" w:cs="Calibri" w:eastAsia="Calibri" w:hAnsi="Calibri"/>
+                <w:b/>
+                <w:bCs/>
+                <w:color w:val="2F5DE3"/>
+                <w:spacing w:val="20"/>
+                <w:sz w:val="15"/>
+                <w:szCs w:val="15"/>
+              </w:rPr>
+              <w:t xml:space="preserve">DA SAPERE</w:t>
+            </w:r>
+          </w:p>
+          <w:p>
+            <w:pPr>
+              <w:spacing w:after="0" w:line="264"/>
+            </w:pPr>
+            <w:r>
+              <w:rPr>
+                <w:rFonts w:ascii="Calibri" w:cs="Calibri" w:eastAsia="Calibri" w:hAnsi="Calibri"/>
+                <w:color w:val="16181D"/>
+                <w:sz w:val="19"/>
+                <w:szCs w:val="19"/>
+              </w:rPr>
+              <w:t xml:space="preserve">Nella sample question ufficiale su questa activity, il primo passo davanti a una tecnologia emergente è la risk-benefit analysis: prima si valuta se la tecnologia sia rilevante per gli obiettivi dell'iniziativa e quali implicazioni porti, poi si costruiscono prototipi, si allestiscono sandbox o si cerca il sostegno della leadership.</w:t>
+            </w:r>
+          </w:p>
+        </w:tc>
+      </w:tr>
+    </w:tbl>
+    <w:p>
+      <w:pPr>
+        <w:spacing w:after="160"/>
+      </w:pPr>
     </w:p>
     <w:p>
       <w:pPr>
@@ -15085,7 +16614,34 @@
           <w:sz w:val="22"/>
           <w:szCs w:val="22"/>
         </w:rPr>
-        <w:t xml:space="preserve">9.4 Standard e framework di settore</w:t>
+        <w:t xml:space="preserve">9.4 Understand industry benchmarks and reference standards of practice</w:t>
+      </w:r>
+    </w:p>
+    <w:p>
+      <w:pPr>
+        <w:spacing w:after="140" w:line="264"/>
+      </w:pPr>
+      <w:r>
+        <w:rPr>
+          <w:rFonts w:ascii="Calibri" w:cs="Calibri" w:eastAsia="Calibri" w:hAnsi="Calibri"/>
+          <w:b/>
+          <w:bCs/>
+          <w:color w:val="2F5DE3"/>
+          <w:sz w:val="17"/>
+          <w:szCs w:val="17"/>
+        </w:rPr>
+        <w:t xml:space="preserve">Da studiare: </w:t>
+      </w:r>
+      <w:r>
+        <w:rPr>
+          <w:rFonts w:ascii="Calibri" w:cs="Calibri" w:eastAsia="Calibri" w:hAnsi="Calibri"/>
+          <w:i/>
+          <w:iCs/>
+          <w:color w:val="5C6572"/>
+          <w:sz w:val="17"/>
+          <w:szCs w:val="17"/>
+        </w:rPr>
+        <w:t xml:space="preserve">BABOK 4.4 · BABOK 7.3 · BABOK 7.6</w:t>
       </w:r>
     </w:p>
     <w:p>

--- a/docs/summaries/ECBA - Riassunti di studio.docx
+++ b/docs/summaries/ECBA - Riassunti di studio.docx
@@ -2069,7 +2069,7 @@
           <w:sz w:val="22"/>
           <w:szCs w:val="22"/>
         </w:rPr>
-        <w:t xml:space="preserve">1.1 Define Business Analysis</w:t>
+        <w:t xml:space="preserve">Activity statement 1.1 — Define Business Analysis</w:t>
       </w:r>
     </w:p>
     <w:p>
@@ -2184,7 +2184,7 @@
           <w:sz w:val="22"/>
           <w:szCs w:val="22"/>
         </w:rPr>
-        <w:t xml:space="preserve">1.2 Business Analysis Core Concept Model (BACCM)</w:t>
+        <w:t xml:space="preserve">Activity statement 1.2 — Business Analysis Core Concept Model (BACCM)</w:t>
       </w:r>
     </w:p>
     <w:p>
@@ -2772,7 +2772,7 @@
           <w:sz w:val="20"/>
           <w:szCs w:val="20"/>
         </w:rPr>
-        <w:t xml:space="preserve">Change → Need: anche i cambiamenti causano bisogni, riducendo o aumentando il valore erogato dalle soluzioni esistenti. È la direzione meno intuitiva, e per questo la più testata.</w:t>
+        <w:t xml:space="preserve">Change → Need: anche i cambiamenti causano bisogni, riducendo o aumentando il valore erogato dalle soluzioni esistenti. È la direzione meno intuitiva delle due, e quella che è più facile dimenticare.</w:t>
       </w:r>
     </w:p>
     <w:p>
@@ -2945,7 +2945,7 @@
           <w:sz w:val="20"/>
           <w:szCs w:val="20"/>
         </w:rPr>
-        <w:t xml:space="preserve">Valutare le relazioni fra i sei concetti e il loro impatto</w:t>
+        <w:t xml:space="preserve">Fare business analysis migliore valutando le relazioni fra i sei concetti</w:t>
       </w:r>
     </w:p>
     <w:p>
@@ -2964,7 +2964,7 @@
           <w:sz w:val="20"/>
           <w:szCs w:val="20"/>
         </w:rPr>
-        <w:t xml:space="preserve">Stabilire un fondamento e un percorso in avanti</w:t>
+        <w:t xml:space="preserve">Valutare l'impatto di questi concetti e delle loro relazioni</w:t>
       </w:r>
     </w:p>
     <w:p>
@@ -2983,6 +2983,25 @@
           <w:sz w:val="20"/>
           <w:szCs w:val="20"/>
         </w:rPr>
+        <w:t xml:space="preserve">Stabilire un fondamento e un percorso in avanti</w:t>
+      </w:r>
+    </w:p>
+    <w:p>
+      <w:pPr>
+        <w:pStyle w:val="ListParagraph"/>
+        <w:numPr>
+          <w:ilvl w:val="0"/>
+          <w:numId w:val="2"/>
+        </w:numPr>
+        <w:spacing w:after="80" w:line="276"/>
+      </w:pPr>
+      <w:r>
+        <w:rPr>
+          <w:rFonts w:ascii="Calibri" w:cs="Calibri" w:eastAsia="Calibri" w:hAnsi="Calibri"/>
+          <w:color w:val="16181D"/>
+          <w:sz w:val="20"/>
+          <w:szCs w:val="20"/>
+        </w:rPr>
         <w:t xml:space="preserve">Considerare qualità e completezza del lavoro svolto</w:t>
       </w:r>
     </w:p>
@@ -3014,7 +3033,7 @@
           <w:sz w:val="22"/>
           <w:szCs w:val="22"/>
         </w:rPr>
-        <w:t xml:space="preserve">1.3 Importance of Business Analysis</w:t>
+        <w:t xml:space="preserve">Activity statement 1.3 — Importance of Business Analysis</w:t>
       </w:r>
     </w:p>
     <w:p>
@@ -3735,7 +3754,7 @@
           <w:sz w:val="22"/>
           <w:szCs w:val="22"/>
         </w:rPr>
-        <w:t xml:space="preserve">1.4 Outcomes and Value Creation</w:t>
+        <w:t xml:space="preserve">Activity statement 1.4 — Outcomes and Value Creation</w:t>
       </w:r>
     </w:p>
     <w:p>
@@ -4315,7 +4334,7 @@
           <w:sz w:val="22"/>
           <w:szCs w:val="22"/>
         </w:rPr>
-        <w:t xml:space="preserve">2.1 Importance of Mindset</w:t>
+        <w:t xml:space="preserve">Activity statement 2.1 — Importance of Mindset</w:t>
       </w:r>
     </w:p>
     <w:p>
@@ -4387,7 +4406,7 @@
           <w:sz w:val="22"/>
           <w:szCs w:val="22"/>
         </w:rPr>
-        <w:t xml:space="preserve">2.2 Ways to Think About Business Analysis</w:t>
+        <w:t xml:space="preserve">Activity statement 2.2 — Ways to Think About Business Analysis</w:t>
       </w:r>
     </w:p>
     <w:p>
@@ -4516,7 +4535,7 @@
           <w:sz w:val="22"/>
           <w:szCs w:val="22"/>
         </w:rPr>
-        <w:t xml:space="preserve">2.3 Business Analysis Principles</w:t>
+        <w:t xml:space="preserve">Activity statement 2.3 — Business Analysis Principles</w:t>
       </w:r>
     </w:p>
     <w:p>
@@ -4557,7 +4576,7 @@
           <w:sz w:val="20"/>
           <w:szCs w:val="20"/>
         </w:rPr>
-        <w:t xml:space="preserve">Provengono dall'Agile Extension. Sono pochi: vale la pena impararli alla lettera, perché l'esame li testa spesso.</w:t>
+        <w:t xml:space="preserve">Provengono dall'Agile Extension. Sono sette e hanno nomi brevi: vale la pena impararli alla lettera, perché i distrattori plausibili si costruiscono facilmente cambiando una parola.</w:t>
       </w:r>
     </w:p>
     <w:p>
@@ -5054,7 +5073,7 @@
           <w:sz w:val="22"/>
           <w:szCs w:val="22"/>
         </w:rPr>
-        <w:t xml:space="preserve">2.4 Foundational Competencies</w:t>
+        <w:t xml:space="preserve">Activity statement 2.4 — Foundational Competencies</w:t>
       </w:r>
     </w:p>
     <w:p>
@@ -5895,7 +5914,7 @@
           <w:sz w:val="22"/>
           <w:szCs w:val="22"/>
         </w:rPr>
-        <w:t xml:space="preserve">3.1 Who Performs Business Analysis</w:t>
+        <w:t xml:space="preserve">Activity statement 3.1 — Who Performs Business Analysis</w:t>
       </w:r>
     </w:p>
     <w:p>
@@ -5953,7 +5972,7 @@
           <w:sz w:val="22"/>
           <w:szCs w:val="22"/>
         </w:rPr>
-        <w:t xml:space="preserve">3.2 Approaches to Business Analysis Work and Techniques</w:t>
+        <w:t xml:space="preserve">Activity statement 3.2 — Approaches to Business Analysis Work and Techniques</w:t>
       </w:r>
     </w:p>
     <w:p>
@@ -6536,7 +6555,7 @@
           <w:sz w:val="22"/>
           <w:szCs w:val="22"/>
         </w:rPr>
-        <w:t xml:space="preserve">3.4 Understand Requirements and Designs</w:t>
+        <w:t xml:space="preserve">Activity statement 3.4 — Understand Requirements and Designs</w:t>
       </w:r>
     </w:p>
     <w:p>
@@ -6577,7 +6596,7 @@
           <w:sz w:val="20"/>
           <w:szCs w:val="20"/>
         </w:rPr>
-        <w:t xml:space="preserve">La distinzione più testata dell'intero esame.</w:t>
+        <w:t xml:space="preserve">La distinzione fondazionale del dominio, e quella che i documenti ufficiali definiscono in modo più contrastivo.</w:t>
       </w:r>
     </w:p>
     <w:p>
@@ -7471,7 +7490,7 @@
           <w:sz w:val="22"/>
           <w:szCs w:val="22"/>
         </w:rPr>
-        <w:t xml:space="preserve">3.3 Understand Organizational Considerations</w:t>
+        <w:t xml:space="preserve">Activity statement 3.3 — Understand Organizational Considerations</w:t>
       </w:r>
     </w:p>
     <w:p>
@@ -8000,7 +8019,7 @@
           <w:sz w:val="22"/>
           <w:szCs w:val="22"/>
         </w:rPr>
-        <w:t xml:space="preserve">4.1 Understand the factors that impact the work that you are doing</w:t>
+        <w:t xml:space="preserve">Activity statement 4.1 — Understand the factors that impact the work that you are doing</w:t>
       </w:r>
     </w:p>
     <w:p>
@@ -8228,7 +8247,7 @@
           <w:sz w:val="22"/>
           <w:szCs w:val="22"/>
         </w:rPr>
-        <w:t xml:space="preserve">4.2 Analyze the impact of proposed changes</w:t>
+        <w:t xml:space="preserve">Activity statement 4.2 — Analyze the impact of proposed changes</w:t>
       </w:r>
     </w:p>
     <w:p>
@@ -8682,7 +8701,7 @@
           <w:sz w:val="22"/>
           <w:szCs w:val="22"/>
         </w:rPr>
-        <w:t xml:space="preserve">4.3 Support the implementation of changes</w:t>
+        <w:t xml:space="preserve">Activity statement 4.3 — Support the implementation of changes</w:t>
       </w:r>
     </w:p>
     <w:p>
@@ -8825,7 +8844,7 @@
           <w:sz w:val="22"/>
           <w:szCs w:val="22"/>
         </w:rPr>
-        <w:t xml:space="preserve">4.4 Enable change through straightforward initiatives</w:t>
+        <w:t xml:space="preserve">Activity statement 4.4 — Enable change through straightforward initiatives</w:t>
       </w:r>
     </w:p>
     <w:p>
@@ -9053,7 +9072,7 @@
           <w:sz w:val="22"/>
           <w:szCs w:val="22"/>
         </w:rPr>
-        <w:t xml:space="preserve">5.1 Elicit needs from stakeholders</w:t>
+        <w:t xml:space="preserve">Activity statement 5.1 — Elicit needs from stakeholders</w:t>
       </w:r>
     </w:p>
     <w:p>
@@ -9509,7 +9528,7 @@
                 <w:sz w:val="19"/>
                 <w:szCs w:val="19"/>
               </w:rPr>
-              <w:t xml:space="preserve">Domanda ricorrente: "quali sono i tre tipi di elicitation?" Il distrattore più insidioso elenca TECNICHE (interviste, workshop, survey) invece di TIPI.</w:t>
+              <w:t xml:space="preserve">Attenzione a distinguere i TIPI dalle TECNICHE: interviste, workshop e survey sono tecniche, non tipi di elicitation.</w:t>
             </w:r>
           </w:p>
         </w:tc>
@@ -9562,7 +9581,7 @@
           <w:sz w:val="22"/>
           <w:szCs w:val="22"/>
         </w:rPr>
-        <w:t xml:space="preserve">5.2 Capture and refine the needs elicited from stakeholders</w:t>
+        <w:t xml:space="preserve">Activity statement 5.2 — Capture and refine the needs elicited from stakeholders</w:t>
       </w:r>
     </w:p>
     <w:p>
@@ -10032,7 +10051,7 @@
                 <w:sz w:val="19"/>
                 <w:szCs w:val="19"/>
               </w:rPr>
-              <w:t xml:space="preserve">Verify contro Validate è una delle distinzioni più testate. Un requisito scritto benissimo che non contribuisce a nessun obiettivo supera la verifica e fallisce la validazione — ed è un forte candidato all'eliminazione.</w:t>
+              <w:t xml:space="preserve">Verify contro Validate è una coppia che i documenti definiscono in modo ravvicinato e contrastivo, quindi facile da confondere. Un requisito scritto benissimo che non contribuisce a nessun obiettivo supera la verifica e fallisce la validazione — ed è un forte candidato all'eliminazione.</w:t>
             </w:r>
           </w:p>
         </w:tc>
@@ -10085,7 +10104,7 @@
           <w:sz w:val="22"/>
           <w:szCs w:val="22"/>
         </w:rPr>
-        <w:t xml:space="preserve">5.3 Analyze needs to ensure they are feasible and align with business outcomes</w:t>
+        <w:t xml:space="preserve">Activity statement 5.3 — Analyze needs to ensure they are feasible and align with business outcomes</w:t>
       </w:r>
     </w:p>
     <w:p>
@@ -10157,7 +10176,7 @@
           <w:sz w:val="22"/>
           <w:szCs w:val="22"/>
         </w:rPr>
-        <w:t xml:space="preserve">5.4 Prioritize needs based on their business value and urgency</w:t>
+        <w:t xml:space="preserve">Activity statement 5.4 — Prioritize needs based on their business value and urgency</w:t>
       </w:r>
     </w:p>
     <w:p>
@@ -10907,7 +10926,7 @@
           <w:sz w:val="22"/>
           <w:szCs w:val="22"/>
         </w:rPr>
-        <w:t xml:space="preserve">6.1 Participate in validating solutions to ensure they meet the need</w:t>
+        <w:t xml:space="preserve">Activity statement 6.1 — Participate in validating solutions to ensure they meet the need</w:t>
       </w:r>
     </w:p>
     <w:p>
@@ -11193,7 +11212,7 @@
           <w:sz w:val="22"/>
           <w:szCs w:val="22"/>
         </w:rPr>
-        <w:t xml:space="preserve">6.2 Develop recommendations for potential solutions to business problems</w:t>
+        <w:t xml:space="preserve">Activity statement 6.2 — Develop recommendations for potential solutions to business problems</w:t>
       </w:r>
     </w:p>
     <w:p>
@@ -11303,7 +11322,7 @@
           <w:sz w:val="22"/>
           <w:szCs w:val="22"/>
         </w:rPr>
-        <w:t xml:space="preserve">6.3 Implement the scope of solutions to business problems</w:t>
+        <w:t xml:space="preserve">Activity statement 6.3 — Implement the scope of solutions to business problems</w:t>
       </w:r>
     </w:p>
     <w:p>
@@ -11407,7 +11426,7 @@
                 <w:sz w:val="19"/>
                 <w:szCs w:val="19"/>
               </w:rPr>
-              <w:t xml:space="preserve">Due punti spesso testati: il solution scope PUÒ EVOLVERE durante l'iniziativa man mano che emergono informazioni, e può includere la descrizione dei componenti FUORI scope, per chiarezza.</w:t>
+              <w:t xml:space="preserve">Due punti facili da dare per scontati al contrario: il solution scope PUÒ EVOLVERE durante l'iniziativa man mano che emergono informazioni, e può includere la descrizione dei componenti FUORI scope, per chiarezza.</w:t>
             </w:r>
           </w:p>
         </w:tc>
@@ -11446,7 +11465,7 @@
           <w:sz w:val="22"/>
           <w:szCs w:val="22"/>
         </w:rPr>
-        <w:t xml:space="preserve">6.4 Support the design of business solutions</w:t>
+        <w:t xml:space="preserve">Activity statement 6.4 — Support the design of business solutions</w:t>
       </w:r>
     </w:p>
     <w:p>
@@ -12003,7 +12022,7 @@
           <w:sz w:val="22"/>
           <w:szCs w:val="22"/>
         </w:rPr>
-        <w:t xml:space="preserve">7.2 Identify stakeholders for your initiatives</w:t>
+        <w:t xml:space="preserve">Activity statement 7.2 — Identify stakeholders for your initiatives</w:t>
       </w:r>
     </w:p>
     <w:p>
@@ -12938,7 +12957,7 @@
           <w:sz w:val="22"/>
           <w:szCs w:val="22"/>
         </w:rPr>
-        <w:t xml:space="preserve">7.1 Communicate with stakeholders throughout the initiative</w:t>
+        <w:t xml:space="preserve">Activity statement 7.1 — Communicate with stakeholders throughout the initiative</w:t>
       </w:r>
     </w:p>
     <w:p>
@@ -13024,7 +13043,7 @@
           <w:sz w:val="22"/>
           <w:szCs w:val="22"/>
         </w:rPr>
-        <w:t xml:space="preserve">7.3 Manage collaboration and relationships with stakeholders</w:t>
+        <w:t xml:space="preserve">Activity statement 7.3 — Manage collaboration and relationships with stakeholders</w:t>
       </w:r>
     </w:p>
     <w:p>
@@ -13181,7 +13200,7 @@
           <w:sz w:val="22"/>
           <w:szCs w:val="22"/>
         </w:rPr>
-        <w:t xml:space="preserve">7.4 Analyze the motivations and expectations of stakeholders</w:t>
+        <w:t xml:space="preserve">Activity statement 7.4 — Analyze the motivations and expectations of stakeholders</w:t>
       </w:r>
     </w:p>
     <w:p>
@@ -13419,7 +13438,7 @@
           <w:sz w:val="22"/>
           <w:szCs w:val="22"/>
         </w:rPr>
-        <w:t xml:space="preserve">8.1 Understand the outcome that needs to be produced</w:t>
+        <w:t xml:space="preserve">Activity statement 8.1 — Understand the outcome that needs to be produced</w:t>
       </w:r>
     </w:p>
     <w:p>
@@ -13774,7 +13793,7 @@
           <w:sz w:val="22"/>
           <w:szCs w:val="22"/>
         </w:rPr>
-        <w:t xml:space="preserve">8.2 Help support the team in creating value</w:t>
+        <w:t xml:space="preserve">Activity statement 8.2 — Help support the team in creating value</w:t>
       </w:r>
     </w:p>
     <w:p>
@@ -14197,7 +14216,7 @@
           <w:sz w:val="20"/>
           <w:szCs w:val="20"/>
         </w:rPr>
-        <w:t xml:space="preserve">Sequenza dei cinque task di Solution Evaluation: 8.1 Measure (definisci e raccogli) → 8.2 Analyze (trasforma i dati in insight sulla prestazione rispetto al valore) → 8.3 e 8.4 Assess Limitations (interne ed esterne) → 8.5 Recommend Actions. Dati raccolti senza analisi non producono decisioni: è la distinzione fra 8.1 e 8.2 che l'esame mette alla prova.</w:t>
+        <w:t xml:space="preserve">Sequenza dei cinque task di Solution Evaluation: 8.1 Measure (definisci e raccogli) → 8.2 Analyze (trasforma i dati in insight sulla prestazione rispetto al valore) → 8.3 e 8.4 Assess Limitations (interne ed esterne) → 8.5 Recommend Actions. Dati raccolti senza analisi non producono decisioni: è la distinzione fra 8.1 e 8.2.</w:t>
       </w:r>
     </w:p>
     <w:p>
@@ -14214,7 +14233,7 @@
           <w:sz w:val="22"/>
           <w:szCs w:val="22"/>
         </w:rPr>
-        <w:t xml:space="preserve">8.3 Communicate the value of initiatives or solutions to stakeholders</w:t>
+        <w:t xml:space="preserve">Activity statement 8.3 — Communicate the value of initiatives or solutions to stakeholders</w:t>
       </w:r>
     </w:p>
     <w:p>
@@ -14357,7 +14376,7 @@
           <w:sz w:val="22"/>
           <w:szCs w:val="22"/>
         </w:rPr>
-        <w:t xml:space="preserve">8.4 Measure the value delivered by your initiatives or solutions</w:t>
+        <w:t xml:space="preserve">Activity statement 8.4 — Measure the value delivered by your initiatives or solutions</w:t>
       </w:r>
     </w:p>
     <w:p>
@@ -15051,7 +15070,7 @@
           <w:sz w:val="22"/>
           <w:szCs w:val="22"/>
         </w:rPr>
-        <w:t xml:space="preserve">9.1 Ensure that information within your initiative is validated for the intended purpose</w:t>
+        <w:t xml:space="preserve">Activity statement 9.1 — Ensure that information within your initiative is validated for the intended purpose</w:t>
       </w:r>
     </w:p>
     <w:p>
@@ -16001,7 +16020,7 @@
           <w:sz w:val="22"/>
           <w:szCs w:val="22"/>
         </w:rPr>
-        <w:t xml:space="preserve">9.2 Understand the environmental constraints in which your organization operates</w:t>
+        <w:t xml:space="preserve">Activity statement 9.2 — Understand the environmental constraints in which your organization operates</w:t>
       </w:r>
     </w:p>
     <w:p>
@@ -16144,7 +16163,7 @@
           <w:sz w:val="22"/>
           <w:szCs w:val="22"/>
         </w:rPr>
-        <w:t xml:space="preserve">9.3 Understand the impact of technology trends on your initiative</w:t>
+        <w:t xml:space="preserve">Activity statement 9.3 — Understand the impact of technology trends on your initiative</w:t>
       </w:r>
     </w:p>
     <w:p>
@@ -16614,7 +16633,7 @@
           <w:sz w:val="22"/>
           <w:szCs w:val="22"/>
         </w:rPr>
-        <w:t xml:space="preserve">9.4 Understand industry benchmarks and reference standards of practice</w:t>
+        <w:t xml:space="preserve">Activity statement 9.4 — Understand industry benchmarks and reference standards of practice</w:t>
       </w:r>
     </w:p>
     <w:p>
